--- a/Другое/Ведущий инженер отдела строительства (Волосатов).docx
+++ b/Другое/Ведущий инженер отдела строительства (Волосатов).docx
@@ -1,6 +1,6 @@
 
 <file path=word/document.xml><?xml version="1.0" encoding="utf-8"?>
-<w:document xmlns:ve="http://schemas.openxmlformats.org/markup-compatibility/2006" xmlns:o="urn:schemas-microsoft-com:office:office" xmlns:r="http://schemas.openxmlformats.org/officeDocument/2006/relationships" xmlns:m="http://schemas.openxmlformats.org/officeDocument/2006/math" xmlns:v="urn:schemas-microsoft-com:vml" xmlns:wp="http://schemas.openxmlformats.org/drawingml/2006/wordprocessingDrawing" xmlns:w10="urn:schemas-microsoft-com:office:word" xmlns:w="http://schemas.openxmlformats.org/wordprocessingml/2006/main" xmlns:wne="http://schemas.microsoft.com/office/word/2006/wordml">
+<w:document xmlns:wpc="http://schemas.microsoft.com/office/word/2010/wordprocessingCanvas" xmlns:cx="http://schemas.microsoft.com/office/drawing/2014/chartex" xmlns:mc="http://schemas.openxmlformats.org/markup-compatibility/2006" xmlns:o="urn:schemas-microsoft-com:office:office" xmlns:r="http://schemas.openxmlformats.org/officeDocument/2006/relationships" xmlns:m="http://schemas.openxmlformats.org/officeDocument/2006/math" xmlns:v="urn:schemas-microsoft-com:vml" xmlns:wp14="http://schemas.microsoft.com/office/word/2010/wordprocessingDrawing" xmlns:wp="http://schemas.openxmlformats.org/drawingml/2006/wordprocessingDrawing" xmlns:w10="urn:schemas-microsoft-com:office:word" xmlns:w="http://schemas.openxmlformats.org/wordprocessingml/2006/main" xmlns:w14="http://schemas.microsoft.com/office/word/2010/wordml" xmlns:w15="http://schemas.microsoft.com/office/word/2012/wordml" xmlns:w16se="http://schemas.microsoft.com/office/word/2015/wordml/symex" xmlns:wpg="http://schemas.microsoft.com/office/word/2010/wordprocessingGroup" xmlns:wpi="http://schemas.microsoft.com/office/word/2010/wordprocessingInk" xmlns:wne="http://schemas.microsoft.com/office/word/2006/wordml" xmlns:wps="http://schemas.microsoft.com/office/word/2010/wordprocessingShape" mc:Ignorable="w14 w15 w16se wp14">
   <w:body>
     <w:p>
       <w:pPr>
@@ -98,6 +98,7 @@
           <w:spacing w:val="-1"/>
           <w:sz w:val="24"/>
           <w:szCs w:val="24"/>
+          <w:highlight w:val="yellow"/>
         </w:rPr>
         <w:t xml:space="preserve">___________________ </w:t>
       </w:r>
@@ -108,28 +109,9 @@
           <w:spacing w:val="-1"/>
           <w:sz w:val="28"/>
           <w:szCs w:val="24"/>
-        </w:rPr>
-        <w:t>К.С</w:t>
-      </w:r>
-      <w:r>
-        <w:rPr>
-          <w:b/>
-          <w:bCs/>
-          <w:spacing w:val="-1"/>
-          <w:sz w:val="28"/>
-          <w:szCs w:val="24"/>
-        </w:rPr>
-        <w:t xml:space="preserve">. </w:t>
-      </w:r>
-      <w:r>
-        <w:rPr>
-          <w:b/>
-          <w:bCs/>
-          <w:spacing w:val="-1"/>
-          <w:sz w:val="28"/>
-          <w:szCs w:val="24"/>
-        </w:rPr>
-        <w:t>Афиногентов</w:t>
+          <w:highlight w:val="yellow"/>
+        </w:rPr>
+        <w:t>К.С. Афиногентов</w:t>
       </w:r>
     </w:p>
     <w:p>
@@ -154,7 +136,29 @@
           <w:sz w:val="24"/>
           <w:szCs w:val="24"/>
         </w:rPr>
-        <w:t>«____»_____________</w:t>
+        <w:t>«___</w:t>
+      </w:r>
+      <w:proofErr w:type="gramStart"/>
+      <w:r>
+        <w:rPr>
+          <w:b/>
+          <w:bCs/>
+          <w:spacing w:val="-1"/>
+          <w:sz w:val="24"/>
+          <w:szCs w:val="24"/>
+        </w:rPr>
+        <w:t>_»_</w:t>
+      </w:r>
+      <w:proofErr w:type="gramEnd"/>
+      <w:r>
+        <w:rPr>
+          <w:b/>
+          <w:bCs/>
+          <w:spacing w:val="-1"/>
+          <w:sz w:val="24"/>
+          <w:szCs w:val="24"/>
+        </w:rPr>
+        <w:t>____________</w:t>
       </w:r>
       <w:r>
         <w:rPr>
@@ -712,42 +716,23 @@
           <w:sz w:val="26"/>
           <w:szCs w:val="26"/>
         </w:rPr>
-        <w:t xml:space="preserve">ГКУ «Дирекция ТДФ» (далее – отдел), в рамках своих должностных обязанностей, в области строительства, реконструкции, капитального ремонта, ремонта и содержания автомобильных дорог, нормативные правовые акты в сфере </w:t>
-      </w:r>
-      <w:r>
-        <w:rPr>
-          <w:sz w:val="26"/>
-          <w:szCs w:val="26"/>
-        </w:rPr>
-        <w:t>ценообразования и сметного</w:t>
-      </w:r>
-      <w:r>
-        <w:rPr>
-          <w:sz w:val="26"/>
-          <w:szCs w:val="26"/>
-        </w:rPr>
-        <w:t xml:space="preserve"> нормирования, с</w:t>
-      </w:r>
-      <w:r>
-        <w:rPr>
-          <w:sz w:val="26"/>
-          <w:szCs w:val="26"/>
-        </w:rPr>
-        <w:t>троительные нормы и правила, стандарты в с</w:t>
-      </w:r>
-      <w:r>
-        <w:rPr>
-          <w:sz w:val="26"/>
-          <w:szCs w:val="26"/>
-        </w:rPr>
-        <w:t>фере дорожной деятельности, о</w:t>
-      </w:r>
-      <w:r>
-        <w:rPr>
-          <w:sz w:val="26"/>
-          <w:szCs w:val="26"/>
-        </w:rPr>
-        <w:t>рганизацию разработки проектной документации, порядок ее согласования и утверждения.</w:t>
+        <w:t xml:space="preserve">ГКУ «Дирекция ТДФ» (далее – отдел), </w:t>
+      </w:r>
+      <w:r>
+        <w:rPr>
+          <w:sz w:val="26"/>
+          <w:szCs w:val="26"/>
+          <w:highlight w:val="yellow"/>
+        </w:rPr>
+        <w:t>в рамках своих должностных обязанностей, в области строительства, реконструкции, капитального ремонта, ремонта и содержания автомобильных дорог, нормативные правовые акты в сфере ценообразования и сметного</w:t>
+      </w:r>
+      <w:r>
+        <w:rPr>
+          <w:sz w:val="26"/>
+          <w:szCs w:val="26"/>
+          <w:highlight w:val="yellow"/>
+        </w:rPr>
+        <w:t xml:space="preserve"> нормирования, строительные нормы и правила, стандарты в сфере дорожной деятельности, организацию разработки проектной документации, порядок ее согласования и утверждения.</w:t>
       </w:r>
     </w:p>
     <w:p>
@@ -857,12 +842,21 @@
           <w:sz w:val="26"/>
           <w:szCs w:val="26"/>
         </w:rPr>
-        <w:t xml:space="preserve"> проверяет обоснованность стоимости строительно-монтажных</w:t>
-      </w:r>
-      <w:r>
-        <w:rPr>
-          <w:sz w:val="26"/>
-          <w:szCs w:val="26"/>
+        <w:t xml:space="preserve"> </w:t>
+      </w:r>
+      <w:r>
+        <w:rPr>
+          <w:sz w:val="26"/>
+          <w:szCs w:val="26"/>
+          <w:highlight w:val="yellow"/>
+        </w:rPr>
+        <w:t>проверяет обоснованность стоимости строительно-монтажных</w:t>
+      </w:r>
+      <w:r>
+        <w:rPr>
+          <w:sz w:val="26"/>
+          <w:szCs w:val="26"/>
+          <w:highlight w:val="yellow"/>
         </w:rPr>
         <w:t>, ремонтных и иных</w:t>
       </w:r>
@@ -870,6 +864,7 @@
         <w:rPr>
           <w:sz w:val="26"/>
           <w:szCs w:val="26"/>
+          <w:highlight w:val="yellow"/>
         </w:rPr>
         <w:t xml:space="preserve"> работ и прочих затрат </w:t>
       </w:r>
@@ -878,6 +873,7 @@
           <w:spacing w:val="-2"/>
           <w:sz w:val="26"/>
           <w:szCs w:val="26"/>
+          <w:highlight w:val="yellow"/>
         </w:rPr>
         <w:t>ГКУ</w:t>
       </w:r>
@@ -885,6 +881,7 @@
         <w:rPr>
           <w:sz w:val="26"/>
           <w:szCs w:val="26"/>
+          <w:highlight w:val="yellow"/>
         </w:rPr>
         <w:t xml:space="preserve"> «Дирекции ТДФ» в отношении документации на основании которой предполагается заключение государственных </w:t>
       </w:r>
@@ -892,8 +889,16 @@
         <w:rPr>
           <w:sz w:val="26"/>
           <w:szCs w:val="26"/>
-        </w:rPr>
-        <w:t xml:space="preserve">контрактов, </w:t>
+          <w:highlight w:val="yellow"/>
+        </w:rPr>
+        <w:t>контрактов,</w:t>
+      </w:r>
+      <w:r>
+        <w:rPr>
+          <w:sz w:val="26"/>
+          <w:szCs w:val="26"/>
+        </w:rPr>
+        <w:t xml:space="preserve"> </w:t>
       </w:r>
       <w:r>
         <w:rPr>
@@ -914,7 +919,16 @@
           <w:sz w:val="26"/>
           <w:szCs w:val="26"/>
         </w:rPr>
-        <w:t>с учетом возможного удорожания в период</w:t>
+        <w:t>с</w:t>
+      </w:r>
+      <w:bookmarkStart w:id="0" w:name="_GoBack"/>
+      <w:bookmarkEnd w:id="0"/>
+      <w:r>
+        <w:rPr>
+          <w:sz w:val="26"/>
+          <w:szCs w:val="26"/>
+        </w:rPr>
+        <w:t xml:space="preserve"> учетом возможного удорожания в период</w:t>
       </w:r>
       <w:r>
         <w:rPr>
@@ -975,22 +989,24 @@
           <w:sz w:val="26"/>
           <w:szCs w:val="26"/>
         </w:rPr>
-        <w:t xml:space="preserve"> проводит анализ ежеквартальных индексов изменения сметной стоимости на проектные и изыскательские работы, на строительно-</w:t>
-      </w:r>
-      <w:r>
-        <w:rPr>
-          <w:sz w:val="26"/>
-          <w:szCs w:val="26"/>
+        <w:t xml:space="preserve"> </w:t>
+      </w:r>
+      <w:r>
+        <w:rPr>
+          <w:sz w:val="26"/>
+          <w:szCs w:val="26"/>
+          <w:highlight w:val="yellow"/>
+        </w:rPr>
+        <w:t>проводит анализ ежеквартальных индексов изменения сметной стоимости на проектные и изыскательские работы, на строительно-</w:t>
+      </w:r>
+      <w:r>
+        <w:rPr>
+          <w:sz w:val="26"/>
+          <w:szCs w:val="26"/>
+          <w:highlight w:val="yellow"/>
         </w:rPr>
         <w:lastRenderedPageBreak/>
-        <w:t>монтажные работы по сферам деятельности ГКУ «Дирекция ТДФ»</w:t>
-      </w:r>
-      <w:r>
-        <w:rPr>
-          <w:sz w:val="26"/>
-          <w:szCs w:val="26"/>
-        </w:rPr>
-        <w:t>,</w:t>
+        <w:t>монтажные работы по сферам деятельности ГКУ «Дирекция ТДФ»,</w:t>
       </w:r>
       <w:r>
         <w:rPr>
@@ -1029,28 +1045,16 @@
         <w:rPr>
           <w:sz w:val="26"/>
           <w:szCs w:val="26"/>
-        </w:rPr>
-        <w:t>2.</w:t>
-      </w:r>
-      <w:r>
-        <w:rPr>
-          <w:sz w:val="26"/>
-          <w:szCs w:val="26"/>
-        </w:rPr>
-        <w:t>3</w:t>
-      </w:r>
-      <w:r>
-        <w:rPr>
-          <w:sz w:val="26"/>
-          <w:szCs w:val="26"/>
-        </w:rPr>
-        <w:t xml:space="preserve">. </w:t>
-      </w:r>
-      <w:r>
-        <w:rPr>
-          <w:spacing w:val="-1"/>
-          <w:sz w:val="26"/>
-          <w:szCs w:val="26"/>
+          <w:highlight w:val="green"/>
+        </w:rPr>
+        <w:t xml:space="preserve">2.3. </w:t>
+      </w:r>
+      <w:r>
+        <w:rPr>
+          <w:spacing w:val="-1"/>
+          <w:sz w:val="26"/>
+          <w:szCs w:val="26"/>
+          <w:highlight w:val="green"/>
         </w:rPr>
         <w:t>Ведущий инженер</w:t>
       </w:r>
@@ -1058,8 +1062,16 @@
         <w:rPr>
           <w:sz w:val="26"/>
           <w:szCs w:val="26"/>
-        </w:rPr>
-        <w:t xml:space="preserve"> участвует в выборе наиболее оптимальной схемы расчетов за выполненные работы, услуги, поставку товаров. </w:t>
+          <w:highlight w:val="green"/>
+        </w:rPr>
+        <w:t xml:space="preserve"> участвует в выборе наиболее оптимальной схемы расчетов за выполненные работы, услуги, поставку товаров.</w:t>
+      </w:r>
+      <w:r>
+        <w:rPr>
+          <w:sz w:val="26"/>
+          <w:szCs w:val="26"/>
+        </w:rPr>
+        <w:t xml:space="preserve"> </w:t>
       </w:r>
     </w:p>
     <w:p>
@@ -1080,6 +1092,7 @@
           <w:color w:val="000000" w:themeColor="text1"/>
           <w:sz w:val="26"/>
           <w:szCs w:val="26"/>
+          <w:highlight w:val="green"/>
         </w:rPr>
         <w:t>2.</w:t>
       </w:r>
@@ -1088,6 +1101,7 @@
           <w:color w:val="000000" w:themeColor="text1"/>
           <w:sz w:val="26"/>
           <w:szCs w:val="26"/>
+          <w:highlight w:val="green"/>
         </w:rPr>
         <w:t>4</w:t>
       </w:r>
@@ -1096,6 +1110,7 @@
           <w:color w:val="000000" w:themeColor="text1"/>
           <w:sz w:val="26"/>
           <w:szCs w:val="26"/>
+          <w:highlight w:val="green"/>
         </w:rPr>
         <w:t>.</w:t>
       </w:r>
@@ -1104,6 +1119,7 @@
           <w:color w:val="000000" w:themeColor="text1"/>
           <w:sz w:val="26"/>
           <w:szCs w:val="26"/>
+          <w:highlight w:val="green"/>
         </w:rPr>
         <w:t xml:space="preserve"> </w:t>
       </w:r>
@@ -1112,6 +1128,7 @@
           <w:spacing w:val="-1"/>
           <w:sz w:val="26"/>
           <w:szCs w:val="26"/>
+          <w:highlight w:val="green"/>
         </w:rPr>
         <w:t>Ведущий инженер</w:t>
       </w:r>
@@ -1119,6 +1136,7 @@
         <w:rPr>
           <w:sz w:val="26"/>
           <w:szCs w:val="26"/>
+          <w:highlight w:val="green"/>
         </w:rPr>
         <w:t xml:space="preserve"> осуществляет проверку соответствия выполнения обязательств контрагентов по контрактам в части проверки соответствия актов выполненных работ сметной документации (расчетам) согласно заключенных контрактов.</w:t>
       </w:r>
@@ -1137,6 +1155,7 @@
         <w:rPr>
           <w:sz w:val="26"/>
           <w:szCs w:val="26"/>
+          <w:highlight w:val="green"/>
         </w:rPr>
         <w:t xml:space="preserve">2.5. </w:t>
       </w:r>
@@ -1145,6 +1164,7 @@
           <w:spacing w:val="-1"/>
           <w:sz w:val="26"/>
           <w:szCs w:val="26"/>
+          <w:highlight w:val="green"/>
         </w:rPr>
         <w:t>Ведущий инженер</w:t>
       </w:r>
@@ -1152,6 +1172,7 @@
         <w:rPr>
           <w:sz w:val="26"/>
           <w:szCs w:val="26"/>
+          <w:highlight w:val="green"/>
         </w:rPr>
         <w:t xml:space="preserve"> участвует, по поручению начальника отдела, в подготовке обоснования затрат для включения объектов дорожно-мостового хозяйства (строительства, реконструкции, капитального ремонта, ремонта и т.п.) в федеральные и региональные программы.</w:t>
       </w:r>
@@ -1173,6 +1194,7 @@
           <w:color w:val="000000" w:themeColor="text1"/>
           <w:sz w:val="26"/>
           <w:szCs w:val="26"/>
+          <w:highlight w:val="green"/>
         </w:rPr>
         <w:t xml:space="preserve">2.6. </w:t>
       </w:r>
@@ -1181,6 +1203,7 @@
           <w:spacing w:val="-1"/>
           <w:sz w:val="26"/>
           <w:szCs w:val="26"/>
+          <w:highlight w:val="green"/>
         </w:rPr>
         <w:t>Ведущий инженер</w:t>
       </w:r>
@@ -1189,6 +1212,7 @@
           <w:color w:val="000000" w:themeColor="text1"/>
           <w:sz w:val="26"/>
           <w:szCs w:val="26"/>
+          <w:highlight w:val="green"/>
         </w:rPr>
         <w:t xml:space="preserve"> осуществляет </w:t>
       </w:r>
@@ -1197,6 +1221,7 @@
           <w:color w:val="000000" w:themeColor="text1"/>
           <w:sz w:val="26"/>
           <w:szCs w:val="26"/>
+          <w:highlight w:val="green"/>
         </w:rPr>
         <w:t>расчет</w:t>
       </w:r>
@@ -1205,6 +1230,7 @@
           <w:color w:val="000000" w:themeColor="text1"/>
           <w:sz w:val="26"/>
           <w:szCs w:val="26"/>
+          <w:highlight w:val="green"/>
         </w:rPr>
         <w:t xml:space="preserve"> и </w:t>
       </w:r>
@@ -1213,6 +1239,7 @@
           <w:color w:val="000000" w:themeColor="text1"/>
           <w:sz w:val="26"/>
           <w:szCs w:val="26"/>
+          <w:highlight w:val="green"/>
         </w:rPr>
         <w:t>обоснование</w:t>
       </w:r>
@@ -1221,6 +1248,7 @@
           <w:color w:val="000000" w:themeColor="text1"/>
           <w:sz w:val="26"/>
           <w:szCs w:val="26"/>
+          <w:highlight w:val="green"/>
         </w:rPr>
         <w:t xml:space="preserve"> начальной</w:t>
       </w:r>
@@ -1229,6 +1257,7 @@
           <w:color w:val="000000" w:themeColor="text1"/>
           <w:sz w:val="26"/>
           <w:szCs w:val="26"/>
+          <w:highlight w:val="green"/>
         </w:rPr>
         <w:t xml:space="preserve"> (максимальной)</w:t>
       </w:r>
@@ -1237,6 +1266,7 @@
           <w:color w:val="000000" w:themeColor="text1"/>
           <w:sz w:val="26"/>
           <w:szCs w:val="26"/>
+          <w:highlight w:val="green"/>
         </w:rPr>
         <w:t xml:space="preserve"> цен</w:t>
       </w:r>
@@ -1245,6 +1275,7 @@
           <w:color w:val="000000" w:themeColor="text1"/>
           <w:sz w:val="26"/>
           <w:szCs w:val="26"/>
+          <w:highlight w:val="green"/>
         </w:rPr>
         <w:t>ы</w:t>
       </w:r>
@@ -1253,6 +1284,7 @@
           <w:color w:val="000000" w:themeColor="text1"/>
           <w:sz w:val="26"/>
           <w:szCs w:val="26"/>
+          <w:highlight w:val="green"/>
         </w:rPr>
         <w:t xml:space="preserve"> контракта</w:t>
       </w:r>
@@ -1261,6 +1293,7 @@
           <w:color w:val="000000" w:themeColor="text1"/>
           <w:sz w:val="26"/>
           <w:szCs w:val="26"/>
+          <w:highlight w:val="green"/>
         </w:rPr>
         <w:t xml:space="preserve"> (далее – НМЦК), необходимых для заключения контрактов,</w:t>
       </w:r>
@@ -1269,6 +1302,7 @@
           <w:color w:val="000000" w:themeColor="text1"/>
           <w:sz w:val="26"/>
           <w:szCs w:val="26"/>
+          <w:highlight w:val="green"/>
         </w:rPr>
         <w:t xml:space="preserve"> </w:t>
       </w:r>
@@ -1277,6 +1311,7 @@
           <w:color w:val="000000" w:themeColor="text1"/>
           <w:sz w:val="26"/>
           <w:szCs w:val="26"/>
+          <w:highlight w:val="green"/>
         </w:rPr>
         <w:t>для</w:t>
       </w:r>
@@ -1285,6 +1320,7 @@
           <w:color w:val="000000" w:themeColor="text1"/>
           <w:sz w:val="26"/>
           <w:szCs w:val="26"/>
+          <w:highlight w:val="green"/>
         </w:rPr>
         <w:t xml:space="preserve"> проведени</w:t>
       </w:r>
@@ -1293,6 +1329,7 @@
           <w:color w:val="000000" w:themeColor="text1"/>
           <w:sz w:val="26"/>
           <w:szCs w:val="26"/>
+          <w:highlight w:val="green"/>
         </w:rPr>
         <w:t xml:space="preserve">я </w:t>
       </w:r>
@@ -1301,6 +1338,7 @@
           <w:color w:val="000000" w:themeColor="text1"/>
           <w:sz w:val="26"/>
           <w:szCs w:val="26"/>
+          <w:highlight w:val="green"/>
         </w:rPr>
         <w:t xml:space="preserve">конкурентных </w:t>
       </w:r>
@@ -1309,6 +1347,7 @@
           <w:color w:val="000000" w:themeColor="text1"/>
           <w:sz w:val="26"/>
           <w:szCs w:val="26"/>
+          <w:highlight w:val="green"/>
         </w:rPr>
         <w:t xml:space="preserve">процедур </w:t>
       </w:r>
@@ -1317,6 +1356,7 @@
           <w:color w:val="000000" w:themeColor="text1"/>
           <w:sz w:val="26"/>
           <w:szCs w:val="26"/>
+          <w:highlight w:val="green"/>
         </w:rPr>
         <w:t>по определению поставщика (подрядчика, исполнителя)</w:t>
       </w:r>
@@ -1325,6 +1365,7 @@
           <w:color w:val="000000" w:themeColor="text1"/>
           <w:sz w:val="26"/>
           <w:szCs w:val="26"/>
+          <w:highlight w:val="green"/>
         </w:rPr>
         <w:t xml:space="preserve"> и процедур заключения контрактов в соответствии с</w:t>
       </w:r>
@@ -1333,6 +1374,7 @@
           <w:color w:val="000000" w:themeColor="text1"/>
           <w:sz w:val="26"/>
           <w:szCs w:val="26"/>
+          <w:highlight w:val="green"/>
         </w:rPr>
         <w:t>о</w:t>
       </w:r>
@@ -1341,6 +1383,7 @@
           <w:color w:val="000000" w:themeColor="text1"/>
           <w:sz w:val="26"/>
           <w:szCs w:val="26"/>
+          <w:highlight w:val="green"/>
         </w:rPr>
         <w:t xml:space="preserve"> стать</w:t>
       </w:r>
@@ -1349,6 +1392,7 @@
           <w:color w:val="000000" w:themeColor="text1"/>
           <w:sz w:val="26"/>
           <w:szCs w:val="26"/>
+          <w:highlight w:val="green"/>
         </w:rPr>
         <w:t>ей</w:t>
       </w:r>
@@ -1357,6 +1401,7 @@
           <w:color w:val="000000" w:themeColor="text1"/>
           <w:sz w:val="26"/>
           <w:szCs w:val="26"/>
+          <w:highlight w:val="green"/>
         </w:rPr>
         <w:t xml:space="preserve"> 93 44-ФЗ </w:t>
       </w:r>
@@ -1365,6 +1410,7 @@
           <w:color w:val="000000" w:themeColor="text1"/>
           <w:sz w:val="26"/>
           <w:szCs w:val="26"/>
+          <w:highlight w:val="green"/>
         </w:rPr>
         <w:t xml:space="preserve">Федерального закона от 5 апреля 2013 г. № 44-ФЗ </w:t>
       </w:r>
@@ -1373,6 +1419,7 @@
           <w:color w:val="000000" w:themeColor="text1"/>
           <w:sz w:val="26"/>
           <w:szCs w:val="26"/>
+          <w:highlight w:val="green"/>
         </w:rPr>
         <w:t>«</w:t>
       </w:r>
@@ -1381,6 +1428,7 @@
           <w:color w:val="000000" w:themeColor="text1"/>
           <w:sz w:val="26"/>
           <w:szCs w:val="26"/>
+          <w:highlight w:val="green"/>
         </w:rPr>
         <w:t xml:space="preserve">О контрактной системе в сфере закупок товаров, работ, услуг для обеспечения государственных и муниципальных нужд» </w:t>
       </w:r>
@@ -1389,6 +1437,7 @@
           <w:color w:val="000000" w:themeColor="text1"/>
           <w:sz w:val="26"/>
           <w:szCs w:val="26"/>
+          <w:highlight w:val="green"/>
         </w:rPr>
         <w:t>(</w:t>
       </w:r>
@@ -1397,6 +1446,7 @@
           <w:color w:val="000000" w:themeColor="text1"/>
           <w:sz w:val="26"/>
           <w:szCs w:val="26"/>
+          <w:highlight w:val="green"/>
         </w:rPr>
         <w:t xml:space="preserve">далее – </w:t>
       </w:r>
@@ -1405,6 +1455,7 @@
           <w:color w:val="000000" w:themeColor="text1"/>
           <w:sz w:val="26"/>
           <w:szCs w:val="26"/>
+          <w:highlight w:val="green"/>
         </w:rPr>
         <w:t>Федеральный закон в сфере закупок).</w:t>
       </w:r>
@@ -1424,6 +1475,7 @@
         <w:rPr>
           <w:sz w:val="26"/>
           <w:szCs w:val="26"/>
+          <w:highlight w:val="yellow"/>
         </w:rPr>
         <w:t xml:space="preserve">2.7. </w:t>
       </w:r>
@@ -1432,6 +1484,7 @@
           <w:spacing w:val="-1"/>
           <w:sz w:val="26"/>
           <w:szCs w:val="26"/>
+          <w:highlight w:val="yellow"/>
         </w:rPr>
         <w:t>Ведущий инженер</w:t>
       </w:r>
@@ -1439,20 +1492,15 @@
         <w:rPr>
           <w:sz w:val="26"/>
           <w:szCs w:val="26"/>
-        </w:rPr>
-        <w:t xml:space="preserve"> </w:t>
-      </w:r>
-      <w:r>
-        <w:rPr>
-          <w:sz w:val="26"/>
-          <w:szCs w:val="26"/>
-        </w:rPr>
-        <w:t>производит р</w:t>
-      </w:r>
-      <w:r>
-        <w:rPr>
-          <w:sz w:val="26"/>
-          <w:szCs w:val="26"/>
+          <w:highlight w:val="yellow"/>
+        </w:rPr>
+        <w:t xml:space="preserve"> производит р</w:t>
+      </w:r>
+      <w:r>
+        <w:rPr>
+          <w:sz w:val="26"/>
+          <w:szCs w:val="26"/>
+          <w:highlight w:val="yellow"/>
         </w:rPr>
         <w:t>асчеты</w:t>
       </w:r>
@@ -1460,27 +1508,15 @@
         <w:rPr>
           <w:sz w:val="26"/>
           <w:szCs w:val="26"/>
-        </w:rPr>
-        <w:t xml:space="preserve"> и обоснование </w:t>
-      </w:r>
-      <w:r>
-        <w:rPr>
-          <w:sz w:val="26"/>
-          <w:szCs w:val="26"/>
-        </w:rPr>
-        <w:t>НМЦК</w:t>
-      </w:r>
-      <w:r>
-        <w:rPr>
-          <w:sz w:val="26"/>
-          <w:szCs w:val="26"/>
-        </w:rPr>
-        <w:t xml:space="preserve">, в соответствии </w:t>
-      </w:r>
-      <w:r>
-        <w:rPr>
-          <w:sz w:val="26"/>
-          <w:szCs w:val="26"/>
+          <w:highlight w:val="yellow"/>
+        </w:rPr>
+        <w:t xml:space="preserve"> и обоснование НМЦК, в соответствии </w:t>
+      </w:r>
+      <w:r>
+        <w:rPr>
+          <w:sz w:val="26"/>
+          <w:szCs w:val="26"/>
+          <w:highlight w:val="yellow"/>
         </w:rPr>
         <w:t>со ст</w:t>
       </w:r>
@@ -1488,6 +1524,7 @@
         <w:rPr>
           <w:sz w:val="26"/>
           <w:szCs w:val="26"/>
+          <w:highlight w:val="yellow"/>
         </w:rPr>
         <w:t>ать</w:t>
       </w:r>
@@ -1495,6 +1532,7 @@
         <w:rPr>
           <w:sz w:val="26"/>
           <w:szCs w:val="26"/>
+          <w:highlight w:val="yellow"/>
         </w:rPr>
         <w:t>е</w:t>
       </w:r>
@@ -1502,6 +1540,7 @@
         <w:rPr>
           <w:sz w:val="26"/>
           <w:szCs w:val="26"/>
+          <w:highlight w:val="yellow"/>
         </w:rPr>
         <w:t>й</w:t>
       </w:r>
@@ -1509,6 +1548,7 @@
         <w:rPr>
           <w:sz w:val="26"/>
           <w:szCs w:val="26"/>
+          <w:highlight w:val="yellow"/>
         </w:rPr>
         <w:t xml:space="preserve"> 22 </w:t>
       </w:r>
@@ -1516,6 +1556,7 @@
         <w:rPr>
           <w:sz w:val="26"/>
           <w:szCs w:val="26"/>
+          <w:highlight w:val="yellow"/>
         </w:rPr>
         <w:t xml:space="preserve">Федерального закона в сфере закупок, </w:t>
       </w:r>
@@ -1523,6 +1564,7 @@
         <w:rPr>
           <w:sz w:val="26"/>
           <w:szCs w:val="26"/>
+          <w:highlight w:val="yellow"/>
         </w:rPr>
         <w:t xml:space="preserve">Порядками и </w:t>
       </w:r>
@@ -1530,6 +1572,7 @@
         <w:rPr>
           <w:sz w:val="26"/>
           <w:szCs w:val="26"/>
+          <w:highlight w:val="yellow"/>
         </w:rPr>
         <w:t>М</w:t>
       </w:r>
@@ -1537,6 +1580,7 @@
         <w:rPr>
           <w:sz w:val="26"/>
           <w:szCs w:val="26"/>
+          <w:highlight w:val="yellow"/>
         </w:rPr>
         <w:t>етодикой, утверждёнными Приказом Минстроя России от 21.08.2023 № 604/</w:t>
       </w:r>
@@ -1545,6 +1589,7 @@
         <w:rPr>
           <w:sz w:val="26"/>
           <w:szCs w:val="26"/>
+          <w:highlight w:val="yellow"/>
         </w:rPr>
         <w:t>пр</w:t>
       </w:r>
@@ -1553,6 +1598,7 @@
         <w:rPr>
           <w:sz w:val="26"/>
           <w:szCs w:val="26"/>
+          <w:highlight w:val="yellow"/>
         </w:rPr>
         <w:t xml:space="preserve"> «Об утверждении порядка определения начальной (максимальной) цены контракта, предметом которого может быть одновременно подготовка проектной документации и (или) выполнение инженерных изысканий, выполнение работ по строительству, реконструкции и (или) капитальному ремонту объекта капитального строительства, цены такого контракта, заключаемого с единственным поставщиком (подрядчиком, исполнителем), методики составления сметы такого контракта и порядка изменения цены такого контракта в случаях, предусмотренных подпунктом </w:t>
       </w:r>
@@ -1560,6 +1606,7 @@
         <w:rPr>
           <w:sz w:val="26"/>
           <w:szCs w:val="26"/>
+          <w:highlight w:val="yellow"/>
         </w:rPr>
         <w:t>«</w:t>
       </w:r>
@@ -1567,6 +1614,7 @@
         <w:rPr>
           <w:sz w:val="26"/>
           <w:szCs w:val="26"/>
+          <w:highlight w:val="yellow"/>
         </w:rPr>
         <w:t>а</w:t>
       </w:r>
@@ -1574,6 +1622,7 @@
         <w:rPr>
           <w:sz w:val="26"/>
           <w:szCs w:val="26"/>
+          <w:highlight w:val="yellow"/>
         </w:rPr>
         <w:t>»</w:t>
       </w:r>
@@ -1581,6 +1630,7 @@
         <w:rPr>
           <w:sz w:val="26"/>
           <w:szCs w:val="26"/>
+          <w:highlight w:val="yellow"/>
         </w:rPr>
         <w:t xml:space="preserve"> пункта 1 и пунктом 2 части 62 статьи 112 Федерального закона от 5 апреля 2013 г. № 44-ФЗ </w:t>
       </w:r>
@@ -1588,6 +1638,7 @@
         <w:rPr>
           <w:sz w:val="26"/>
           <w:szCs w:val="26"/>
+          <w:highlight w:val="yellow"/>
         </w:rPr>
         <w:t>«</w:t>
       </w:r>
@@ -1595,6 +1646,7 @@
         <w:rPr>
           <w:sz w:val="26"/>
           <w:szCs w:val="26"/>
+          <w:highlight w:val="yellow"/>
         </w:rPr>
         <w:t>О контрактной системе в сфере закупок товаров, работ, услуг для обеспечения государственных и муниципальных нужд»</w:t>
       </w:r>
@@ -1602,6 +1654,7 @@
         <w:rPr>
           <w:sz w:val="26"/>
           <w:szCs w:val="26"/>
+          <w:highlight w:val="yellow"/>
         </w:rPr>
         <w:t xml:space="preserve">, </w:t>
       </w:r>
@@ -1609,6 +1662,7 @@
         <w:rPr>
           <w:sz w:val="26"/>
           <w:szCs w:val="26"/>
+          <w:highlight w:val="yellow"/>
         </w:rPr>
         <w:t>Методическими рекомендациями по применению методов определения начальной (максимальной) цены контракта, цены контракта, заключаемого с единственным поставщик</w:t>
       </w:r>
@@ -1616,6 +1670,7 @@
         <w:rPr>
           <w:sz w:val="26"/>
           <w:szCs w:val="26"/>
+          <w:highlight w:val="yellow"/>
         </w:rPr>
         <w:t>ом (подрядчиком, исполнителем)</w:t>
       </w:r>
@@ -1623,6 +1678,7 @@
         <w:rPr>
           <w:sz w:val="26"/>
           <w:szCs w:val="26"/>
+          <w:highlight w:val="yellow"/>
         </w:rPr>
         <w:t>, утвержденными приказом Минэкономразвития России от 02.10.2013 № 567</w:t>
       </w:r>
@@ -1630,6 +1686,7 @@
         <w:rPr>
           <w:sz w:val="26"/>
           <w:szCs w:val="26"/>
+          <w:highlight w:val="yellow"/>
         </w:rPr>
         <w:t>.</w:t>
       </w:r>
@@ -1649,6 +1706,7 @@
         <w:rPr>
           <w:sz w:val="26"/>
           <w:szCs w:val="26"/>
+          <w:highlight w:val="red"/>
         </w:rPr>
         <w:t>2</w:t>
       </w:r>
@@ -1656,6 +1714,7 @@
         <w:rPr>
           <w:sz w:val="26"/>
           <w:szCs w:val="26"/>
+          <w:highlight w:val="red"/>
         </w:rPr>
         <w:t>.</w:t>
       </w:r>
@@ -1663,6 +1722,7 @@
         <w:rPr>
           <w:sz w:val="26"/>
           <w:szCs w:val="26"/>
+          <w:highlight w:val="red"/>
         </w:rPr>
         <w:t>8</w:t>
       </w:r>
@@ -1670,6 +1730,7 @@
         <w:rPr>
           <w:sz w:val="26"/>
           <w:szCs w:val="26"/>
+          <w:highlight w:val="red"/>
         </w:rPr>
         <w:t xml:space="preserve">. </w:t>
       </w:r>
@@ -1678,6 +1739,7 @@
           <w:spacing w:val="-1"/>
           <w:sz w:val="26"/>
           <w:szCs w:val="26"/>
+          <w:highlight w:val="red"/>
         </w:rPr>
         <w:t>Ведущий инженер</w:t>
       </w:r>
@@ -1685,36 +1747,40 @@
         <w:rPr>
           <w:sz w:val="26"/>
           <w:szCs w:val="26"/>
+          <w:highlight w:val="red"/>
+        </w:rPr>
+        <w:t xml:space="preserve"> о</w:t>
+      </w:r>
+      <w:r>
+        <w:rPr>
+          <w:sz w:val="26"/>
+          <w:szCs w:val="26"/>
+          <w:highlight w:val="red"/>
+        </w:rPr>
+        <w:t xml:space="preserve">существляет проверку получаемой </w:t>
+      </w:r>
+      <w:r>
+        <w:rPr>
+          <w:sz w:val="26"/>
+          <w:szCs w:val="26"/>
+          <w:highlight w:val="red"/>
+        </w:rPr>
+        <w:t xml:space="preserve">ГКУ «Дирекция ТДФ» </w:t>
+      </w:r>
+      <w:r>
+        <w:rPr>
+          <w:sz w:val="26"/>
+          <w:szCs w:val="26"/>
+          <w:highlight w:val="red"/>
+        </w:rPr>
+        <w:t>сметной документации и подготовку заключения о ее составе и качестве.</w:t>
+      </w:r>
+      <w:r>
+        <w:rPr>
+          <w:sz w:val="26"/>
+          <w:szCs w:val="26"/>
         </w:rPr>
         <w:t xml:space="preserve"> </w:t>
-      </w:r>
-      <w:r>
-        <w:rPr>
-          <w:sz w:val="26"/>
-          <w:szCs w:val="26"/>
-        </w:rPr>
-        <w:t>о</w:t>
-      </w:r>
-      <w:r>
-        <w:rPr>
-          <w:sz w:val="26"/>
-          <w:szCs w:val="26"/>
-        </w:rPr>
-        <w:t xml:space="preserve">существляет проверку получаемой </w:t>
-      </w:r>
-      <w:r>
-        <w:rPr>
-          <w:sz w:val="26"/>
-          <w:szCs w:val="26"/>
-        </w:rPr>
-        <w:t xml:space="preserve">ГКУ «Дирекция ТДФ» </w:t>
-      </w:r>
-      <w:r>
-        <w:rPr>
-          <w:sz w:val="26"/>
-          <w:szCs w:val="26"/>
-        </w:rPr>
-        <w:t xml:space="preserve">сметной документации и подготовку заключения о ее составе и качестве. </w:t>
       </w:r>
     </w:p>
     <w:p>
@@ -1732,6 +1798,7 @@
         <w:rPr>
           <w:sz w:val="26"/>
           <w:szCs w:val="26"/>
+          <w:highlight w:val="red"/>
         </w:rPr>
         <w:t>2</w:t>
       </w:r>
@@ -1739,6 +1806,7 @@
         <w:rPr>
           <w:sz w:val="26"/>
           <w:szCs w:val="26"/>
+          <w:highlight w:val="red"/>
         </w:rPr>
         <w:t>.</w:t>
       </w:r>
@@ -1746,6 +1814,7 @@
         <w:rPr>
           <w:sz w:val="26"/>
           <w:szCs w:val="26"/>
+          <w:highlight w:val="red"/>
         </w:rPr>
         <w:t>9</w:t>
       </w:r>
@@ -1753,6 +1822,7 @@
         <w:rPr>
           <w:sz w:val="26"/>
           <w:szCs w:val="26"/>
+          <w:highlight w:val="red"/>
         </w:rPr>
         <w:t xml:space="preserve">. </w:t>
       </w:r>
@@ -1761,6 +1831,7 @@
           <w:spacing w:val="-1"/>
           <w:sz w:val="26"/>
           <w:szCs w:val="26"/>
+          <w:highlight w:val="red"/>
         </w:rPr>
         <w:t>Ведущий инженер</w:t>
       </w:r>
@@ -1768,6 +1839,7 @@
         <w:rPr>
           <w:sz w:val="26"/>
           <w:szCs w:val="26"/>
+          <w:highlight w:val="red"/>
         </w:rPr>
         <w:t xml:space="preserve"> </w:t>
       </w:r>
@@ -1775,6 +1847,7 @@
         <w:rPr>
           <w:sz w:val="26"/>
           <w:szCs w:val="26"/>
+          <w:highlight w:val="red"/>
         </w:rPr>
         <w:t>согласовывает локальные сметы, индивидуальные сметные ресурсные нормы и расценки на строительно-монтажные</w:t>
       </w:r>
@@ -1782,6 +1855,7 @@
         <w:rPr>
           <w:sz w:val="26"/>
           <w:szCs w:val="26"/>
+          <w:highlight w:val="red"/>
         </w:rPr>
         <w:t>, ремонтные и иные</w:t>
       </w:r>
@@ -1789,6 +1863,7 @@
         <w:rPr>
           <w:sz w:val="26"/>
           <w:szCs w:val="26"/>
+          <w:highlight w:val="red"/>
         </w:rPr>
         <w:t xml:space="preserve"> работы</w:t>
       </w:r>
@@ -1796,6 +1871,7 @@
         <w:rPr>
           <w:sz w:val="26"/>
           <w:szCs w:val="26"/>
+          <w:highlight w:val="red"/>
         </w:rPr>
         <w:t xml:space="preserve"> и/или услуги, поставку товара</w:t>
       </w:r>
@@ -1803,6 +1879,7 @@
         <w:rPr>
           <w:sz w:val="26"/>
           <w:szCs w:val="26"/>
+          <w:highlight w:val="red"/>
         </w:rPr>
         <w:t>, калькуляции сметной стоимости материальных ресурсов, стоимости машино-часа эксплуатации строительных машин (в том числе новых высокоэффективных, импортных машин), индивидуальные нормы накладных расходов и сметной прибыли, расчеты стоимости работ и затрат, предусмотренные сводным сметным расчет</w:t>
       </w:r>
@@ -1810,6 +1887,7 @@
         <w:rPr>
           <w:sz w:val="26"/>
           <w:szCs w:val="26"/>
+          <w:highlight w:val="red"/>
         </w:rPr>
         <w:t>ом стоимости строительства.</w:t>
       </w:r>
@@ -1829,6 +1907,7 @@
         <w:rPr>
           <w:sz w:val="26"/>
           <w:szCs w:val="26"/>
+          <w:highlight w:val="red"/>
         </w:rPr>
         <w:lastRenderedPageBreak/>
         <w:t>2.</w:t>
@@ -1837,6 +1916,7 @@
         <w:rPr>
           <w:sz w:val="26"/>
           <w:szCs w:val="26"/>
+          <w:highlight w:val="red"/>
         </w:rPr>
         <w:t>10</w:t>
       </w:r>
@@ -1844,6 +1924,7 @@
         <w:rPr>
           <w:sz w:val="26"/>
           <w:szCs w:val="26"/>
+          <w:highlight w:val="red"/>
         </w:rPr>
         <w:t>.</w:t>
       </w:r>
@@ -1851,6 +1932,7 @@
         <w:rPr>
           <w:sz w:val="26"/>
           <w:szCs w:val="26"/>
+          <w:highlight w:val="red"/>
         </w:rPr>
         <w:t xml:space="preserve"> </w:t>
       </w:r>
@@ -1859,6 +1941,7 @@
           <w:spacing w:val="-1"/>
           <w:sz w:val="26"/>
           <w:szCs w:val="26"/>
+          <w:highlight w:val="red"/>
         </w:rPr>
         <w:t>Ведущий инженер</w:t>
       </w:r>
@@ -1866,6 +1949,7 @@
         <w:rPr>
           <w:sz w:val="26"/>
           <w:szCs w:val="26"/>
+          <w:highlight w:val="red"/>
         </w:rPr>
         <w:t xml:space="preserve"> р</w:t>
       </w:r>
@@ -1873,6 +1957,7 @@
         <w:rPr>
           <w:sz w:val="26"/>
           <w:szCs w:val="26"/>
+          <w:highlight w:val="red"/>
         </w:rPr>
         <w:t>ассчитывает стоимост</w:t>
       </w:r>
@@ -1880,6 +1965,7 @@
         <w:rPr>
           <w:sz w:val="26"/>
           <w:szCs w:val="26"/>
+          <w:highlight w:val="red"/>
         </w:rPr>
         <w:t>и</w:t>
       </w:r>
@@ -1887,6 +1973,7 @@
         <w:rPr>
           <w:sz w:val="26"/>
           <w:szCs w:val="26"/>
+          <w:highlight w:val="red"/>
         </w:rPr>
         <w:t xml:space="preserve"> строительства</w:t>
       </w:r>
@@ -1894,6 +1981,7 @@
         <w:rPr>
           <w:sz w:val="26"/>
           <w:szCs w:val="26"/>
+          <w:highlight w:val="red"/>
         </w:rPr>
         <w:t>, ремонта и т.п.</w:t>
       </w:r>
@@ -1901,6 +1989,7 @@
         <w:rPr>
           <w:sz w:val="26"/>
           <w:szCs w:val="26"/>
+          <w:highlight w:val="red"/>
         </w:rPr>
         <w:t xml:space="preserve">, в том числе по отдельным </w:t>
       </w:r>
@@ -1908,6 +1997,7 @@
         <w:rPr>
           <w:sz w:val="26"/>
           <w:szCs w:val="26"/>
+          <w:highlight w:val="red"/>
         </w:rPr>
         <w:t>их</w:t>
       </w:r>
@@ -1915,8 +2005,16 @@
         <w:rPr>
           <w:sz w:val="26"/>
           <w:szCs w:val="26"/>
-        </w:rPr>
-        <w:t xml:space="preserve"> составляющим. </w:t>
+          <w:highlight w:val="red"/>
+        </w:rPr>
+        <w:t xml:space="preserve"> составляющим.</w:t>
+      </w:r>
+      <w:r>
+        <w:rPr>
+          <w:sz w:val="26"/>
+          <w:szCs w:val="26"/>
+        </w:rPr>
+        <w:t xml:space="preserve"> </w:t>
       </w:r>
     </w:p>
     <w:p>
@@ -1934,6 +2032,7 @@
         <w:rPr>
           <w:sz w:val="26"/>
           <w:szCs w:val="26"/>
+          <w:highlight w:val="yellow"/>
         </w:rPr>
         <w:t>2.1</w:t>
       </w:r>
@@ -1941,6 +2040,7 @@
         <w:rPr>
           <w:sz w:val="26"/>
           <w:szCs w:val="26"/>
+          <w:highlight w:val="yellow"/>
         </w:rPr>
         <w:t>1</w:t>
       </w:r>
@@ -1948,6 +2048,7 @@
         <w:rPr>
           <w:sz w:val="26"/>
           <w:szCs w:val="26"/>
+          <w:highlight w:val="yellow"/>
         </w:rPr>
         <w:t xml:space="preserve">. </w:t>
       </w:r>
@@ -1956,6 +2057,7 @@
           <w:spacing w:val="-1"/>
           <w:sz w:val="26"/>
           <w:szCs w:val="26"/>
+          <w:highlight w:val="yellow"/>
         </w:rPr>
         <w:t>Ведущий инженер</w:t>
       </w:r>
@@ -1963,6 +2065,7 @@
         <w:rPr>
           <w:sz w:val="26"/>
           <w:szCs w:val="26"/>
+          <w:highlight w:val="yellow"/>
         </w:rPr>
         <w:t xml:space="preserve"> с</w:t>
       </w:r>
@@ -1970,6 +2073,7 @@
         <w:rPr>
           <w:sz w:val="26"/>
           <w:szCs w:val="26"/>
+          <w:highlight w:val="yellow"/>
         </w:rPr>
         <w:t xml:space="preserve">оставляет сметы на дополнительные виды работ, </w:t>
       </w:r>
@@ -1977,6 +2081,7 @@
         <w:rPr>
           <w:sz w:val="26"/>
           <w:szCs w:val="26"/>
+          <w:highlight w:val="yellow"/>
         </w:rPr>
         <w:t xml:space="preserve">услуг, </w:t>
       </w:r>
@@ -1984,6 +2089,7 @@
         <w:rPr>
           <w:sz w:val="26"/>
           <w:szCs w:val="26"/>
+          <w:highlight w:val="yellow"/>
         </w:rPr>
         <w:t xml:space="preserve">затраты на выполнение </w:t>
       </w:r>
@@ -1991,6 +2097,7 @@
         <w:rPr>
           <w:sz w:val="26"/>
           <w:szCs w:val="26"/>
+          <w:highlight w:val="yellow"/>
         </w:rPr>
         <w:t xml:space="preserve">(оказание) </w:t>
       </w:r>
@@ -1998,6 +2105,7 @@
         <w:rPr>
           <w:sz w:val="26"/>
           <w:szCs w:val="26"/>
+          <w:highlight w:val="yellow"/>
         </w:rPr>
         <w:t>которых не предусмотр</w:t>
       </w:r>
@@ -2005,6 +2113,7 @@
         <w:rPr>
           <w:sz w:val="26"/>
           <w:szCs w:val="26"/>
+          <w:highlight w:val="yellow"/>
         </w:rPr>
         <w:t>ены в соответствующих расценках</w:t>
       </w:r>
@@ -2012,8 +2121,16 @@
         <w:rPr>
           <w:sz w:val="26"/>
           <w:szCs w:val="26"/>
-        </w:rPr>
-        <w:t xml:space="preserve">. </w:t>
+          <w:highlight w:val="yellow"/>
+        </w:rPr>
+        <w:t>.</w:t>
+      </w:r>
+      <w:r>
+        <w:rPr>
+          <w:sz w:val="26"/>
+          <w:szCs w:val="26"/>
+        </w:rPr>
+        <w:t xml:space="preserve"> </w:t>
       </w:r>
     </w:p>
     <w:p>
@@ -2031,6 +2148,7 @@
         <w:rPr>
           <w:sz w:val="26"/>
           <w:szCs w:val="26"/>
+          <w:highlight w:val="green"/>
         </w:rPr>
         <w:t>2.</w:t>
       </w:r>
@@ -2038,6 +2156,7 @@
         <w:rPr>
           <w:sz w:val="26"/>
           <w:szCs w:val="26"/>
+          <w:highlight w:val="green"/>
         </w:rPr>
         <w:t>1</w:t>
       </w:r>
@@ -2045,6 +2164,7 @@
         <w:rPr>
           <w:sz w:val="26"/>
           <w:szCs w:val="26"/>
+          <w:highlight w:val="green"/>
         </w:rPr>
         <w:t>2</w:t>
       </w:r>
@@ -2052,6 +2172,7 @@
         <w:rPr>
           <w:sz w:val="26"/>
           <w:szCs w:val="26"/>
+          <w:highlight w:val="green"/>
         </w:rPr>
         <w:t xml:space="preserve">. </w:t>
       </w:r>
@@ -2060,6 +2181,7 @@
           <w:spacing w:val="-1"/>
           <w:sz w:val="26"/>
           <w:szCs w:val="26"/>
+          <w:highlight w:val="green"/>
         </w:rPr>
         <w:t>Ведущий инженер</w:t>
       </w:r>
@@ -2067,6 +2189,7 @@
         <w:rPr>
           <w:sz w:val="26"/>
           <w:szCs w:val="26"/>
+          <w:highlight w:val="green"/>
         </w:rPr>
         <w:t xml:space="preserve"> у</w:t>
       </w:r>
@@ -2074,6 +2197,7 @@
         <w:rPr>
           <w:sz w:val="26"/>
           <w:szCs w:val="26"/>
+          <w:highlight w:val="green"/>
         </w:rPr>
         <w:t xml:space="preserve">частвует в подготовке проектов </w:t>
       </w:r>
@@ -2081,6 +2205,7 @@
         <w:rPr>
           <w:sz w:val="26"/>
           <w:szCs w:val="26"/>
+          <w:highlight w:val="green"/>
         </w:rPr>
         <w:t xml:space="preserve">контрактов </w:t>
       </w:r>
@@ -2088,6 +2213,7 @@
         <w:rPr>
           <w:sz w:val="26"/>
           <w:szCs w:val="26"/>
+          <w:highlight w:val="green"/>
         </w:rPr>
         <w:t xml:space="preserve">поставки материальных ресурсов с их поставщиками (производителями, посредниками), в согласовании изменений условий по вопросам ценообразования по заключенным </w:t>
       </w:r>
@@ -2095,6 +2221,7 @@
         <w:rPr>
           <w:sz w:val="26"/>
           <w:szCs w:val="26"/>
+          <w:highlight w:val="green"/>
         </w:rPr>
         <w:t>контрактам</w:t>
       </w:r>
@@ -2102,8 +2229,16 @@
         <w:rPr>
           <w:sz w:val="26"/>
           <w:szCs w:val="26"/>
-        </w:rPr>
-        <w:t xml:space="preserve">. </w:t>
+          <w:highlight w:val="green"/>
+        </w:rPr>
+        <w:t>.</w:t>
+      </w:r>
+      <w:r>
+        <w:rPr>
+          <w:sz w:val="26"/>
+          <w:szCs w:val="26"/>
+        </w:rPr>
+        <w:t xml:space="preserve"> </w:t>
       </w:r>
     </w:p>
     <w:p>
@@ -2121,6 +2256,7 @@
         <w:rPr>
           <w:sz w:val="26"/>
           <w:szCs w:val="26"/>
+          <w:highlight w:val="red"/>
         </w:rPr>
         <w:t>2.1</w:t>
       </w:r>
@@ -2128,6 +2264,7 @@
         <w:rPr>
           <w:sz w:val="26"/>
           <w:szCs w:val="26"/>
+          <w:highlight w:val="red"/>
         </w:rPr>
         <w:t>3</w:t>
       </w:r>
@@ -2135,6 +2272,7 @@
         <w:rPr>
           <w:sz w:val="26"/>
           <w:szCs w:val="26"/>
+          <w:highlight w:val="red"/>
         </w:rPr>
         <w:t xml:space="preserve">. </w:t>
       </w:r>
@@ -2143,6 +2281,7 @@
           <w:spacing w:val="-1"/>
           <w:sz w:val="26"/>
           <w:szCs w:val="26"/>
+          <w:highlight w:val="red"/>
         </w:rPr>
         <w:t>Ведущий инженер</w:t>
       </w:r>
@@ -2150,6 +2289,7 @@
         <w:rPr>
           <w:sz w:val="26"/>
           <w:szCs w:val="26"/>
+          <w:highlight w:val="red"/>
         </w:rPr>
         <w:t xml:space="preserve"> осуществляет подготовку </w:t>
       </w:r>
@@ -2157,8 +2297,34 @@
         <w:rPr>
           <w:sz w:val="26"/>
           <w:szCs w:val="26"/>
-        </w:rPr>
-        <w:t xml:space="preserve">необходимой документации для формировании, обновлении и хранении данных о показателях расходов и стоимости ресурсов (затрат труда работников строительства, времени работы строительных машин, потребности в материалах, изделиях и конструкциях) на построенных объектах, укрупненных сметных норм и расценок, в подготовке данных, необходимых для формирования акта государственной приемочной комиссии по вводу объекта в эксплуатацию. </w:t>
+          <w:highlight w:val="red"/>
+        </w:rPr>
+        <w:t xml:space="preserve">необходимой документации </w:t>
+      </w:r>
+      <w:proofErr w:type="gramStart"/>
+      <w:r>
+        <w:rPr>
+          <w:sz w:val="26"/>
+          <w:szCs w:val="26"/>
+          <w:highlight w:val="red"/>
+        </w:rPr>
+        <w:t>для формировании</w:t>
+      </w:r>
+      <w:proofErr w:type="gramEnd"/>
+      <w:r>
+        <w:rPr>
+          <w:sz w:val="26"/>
+          <w:szCs w:val="26"/>
+          <w:highlight w:val="red"/>
+        </w:rPr>
+        <w:t>, обновлении и хранении данных о показателях расходов и стоимости ресурсов (затрат труда работников строительства, времени работы строительных машин, потребности в материалах, изделиях и конструкциях) на построенных объектах, укрупненных сметных норм и расценок, в подготовке данных, необходимых для формирования акта государственной приемочной комиссии по вводу объекта в эксплуатацию.</w:t>
+      </w:r>
+      <w:r>
+        <w:rPr>
+          <w:sz w:val="26"/>
+          <w:szCs w:val="26"/>
+        </w:rPr>
+        <w:t xml:space="preserve"> </w:t>
       </w:r>
     </w:p>
     <w:p>
@@ -2833,7 +2999,23 @@
           <w:sz w:val="26"/>
           <w:szCs w:val="26"/>
         </w:rPr>
-        <w:t>а неисполнение (ненадлежащее исполнение) своих должностных обязанностей, предусмотренных настоящей должностной инструкцией, в пределах определённых трудовым законод</w:t>
+        <w:t xml:space="preserve">а неисполнение (ненадлежащее исполнение) своих должностных обязанностей, предусмотренных настоящей должностной инструкцией, </w:t>
+      </w:r>
+      <w:proofErr w:type="gramStart"/>
+      <w:r>
+        <w:rPr>
+          <w:sz w:val="26"/>
+          <w:szCs w:val="26"/>
+        </w:rPr>
+        <w:t>в пределах</w:t>
+      </w:r>
+      <w:proofErr w:type="gramEnd"/>
+      <w:r>
+        <w:rPr>
+          <w:sz w:val="26"/>
+          <w:szCs w:val="26"/>
+        </w:rPr>
+        <w:t xml:space="preserve"> определённых трудовым законод</w:t>
       </w:r>
       <w:r>
         <w:rPr>
@@ -3169,7 +3351,16 @@
           <w:sz w:val="26"/>
           <w:szCs w:val="26"/>
         </w:rPr>
-        <w:t>государственной власти</w:t>
+        <w:t xml:space="preserve">государственной </w:t>
+      </w:r>
+      <w:proofErr w:type="gramStart"/>
+      <w:r>
+        <w:rPr>
+          <w:spacing w:val="-1"/>
+          <w:sz w:val="26"/>
+          <w:szCs w:val="26"/>
+        </w:rPr>
+        <w:t>власти</w:t>
       </w:r>
       <w:r>
         <w:rPr>
@@ -3185,7 +3376,16 @@
           <w:sz w:val="26"/>
           <w:szCs w:val="26"/>
         </w:rPr>
-        <w:t xml:space="preserve"> Правительством Тверской области и </w:t>
+        <w:t xml:space="preserve"> Правительством</w:t>
+      </w:r>
+      <w:proofErr w:type="gramEnd"/>
+      <w:r>
+        <w:rPr>
+          <w:spacing w:val="-1"/>
+          <w:sz w:val="26"/>
+          <w:szCs w:val="26"/>
+        </w:rPr>
+        <w:t xml:space="preserve"> Тверской области и </w:t>
       </w:r>
       <w:r>
         <w:rPr>
@@ -3932,71 +4132,19 @@
           <w:szCs w:val="24"/>
           <w:vertAlign w:val="superscript"/>
         </w:rPr>
-        <w:t xml:space="preserve">                                                                                              (подпись)                                                     (Ф.И.О.)</w:t>
-      </w:r>
-    </w:p>
-    <w:p>
-      <w:pPr>
-        <w:pStyle w:val="ConsPlusNonformat"/>
-        <w:jc w:val="both"/>
-        <w:rPr>
-          <w:rFonts w:ascii="Times New Roman" w:hAnsi="Times New Roman" w:cs="Times New Roman"/>
-          <w:sz w:val="28"/>
-          <w:szCs w:val="27"/>
-        </w:rPr>
-      </w:pPr>
-    </w:p>
-    <w:p>
-      <w:pPr>
-        <w:pStyle w:val="ConsPlusNonformat"/>
-        <w:jc w:val="both"/>
-        <w:rPr>
-          <w:rFonts w:ascii="Times New Roman" w:hAnsi="Times New Roman" w:cs="Times New Roman"/>
-          <w:sz w:val="28"/>
-          <w:szCs w:val="27"/>
-        </w:rPr>
-      </w:pPr>
-    </w:p>
-    <w:p>
-      <w:pPr>
-        <w:pStyle w:val="ConsNonformat"/>
-        <w:widowControl/>
-        <w:ind w:right="0"/>
-        <w:rPr>
-          <w:rFonts w:ascii="Times New Roman" w:hAnsi="Times New Roman" w:cs="Times New Roman"/>
-          <w:sz w:val="24"/>
-          <w:szCs w:val="24"/>
-        </w:rPr>
-      </w:pPr>
-      <w:r>
-        <w:rPr>
-          <w:rFonts w:ascii="Times New Roman" w:hAnsi="Times New Roman" w:cs="Times New Roman"/>
-          <w:sz w:val="24"/>
-          <w:szCs w:val="24"/>
-        </w:rPr>
-        <w:t xml:space="preserve">С инструкцией ознакомлен(а): </w:t>
-      </w:r>
-      <w:r>
-        <w:rPr>
-          <w:rFonts w:ascii="Times New Roman" w:hAnsi="Times New Roman" w:cs="Times New Roman"/>
-          <w:sz w:val="24"/>
-          <w:szCs w:val="24"/>
-        </w:rPr>
-        <w:t>______________________ /____________________________</w:t>
-      </w:r>
-    </w:p>
-    <w:p>
-      <w:pPr>
-        <w:pStyle w:val="ConsNonformat"/>
-        <w:widowControl/>
-        <w:ind w:right="0"/>
+        <w:t xml:space="preserve">                                                                                              (</w:t>
+      </w:r>
+      <w:proofErr w:type="gramStart"/>
+      <w:r>
         <w:rPr>
           <w:rFonts w:ascii="Times New Roman" w:hAnsi="Times New Roman" w:cs="Times New Roman"/>
           <w:sz w:val="28"/>
           <w:szCs w:val="24"/>
           <w:vertAlign w:val="superscript"/>
         </w:rPr>
-      </w:pPr>
+        <w:t xml:space="preserve">подпись)   </w:t>
+      </w:r>
+      <w:proofErr w:type="gramEnd"/>
       <w:r>
         <w:rPr>
           <w:rFonts w:ascii="Times New Roman" w:hAnsi="Times New Roman" w:cs="Times New Roman"/>
@@ -4004,30 +4152,28 @@
           <w:szCs w:val="24"/>
           <w:vertAlign w:val="superscript"/>
         </w:rPr>
-        <w:t xml:space="preserve">                                                                                             (подпись)                                                     (Ф.И.О.)</w:t>
-      </w:r>
-    </w:p>
-    <w:p>
-      <w:pPr>
-        <w:pStyle w:val="ConsNonformat"/>
-        <w:widowControl/>
-        <w:ind w:right="0"/>
+        <w:t xml:space="preserve">                                                  (Ф.И.О.)</w:t>
+      </w:r>
+    </w:p>
+    <w:p>
+      <w:pPr>
+        <w:pStyle w:val="ConsPlusNonformat"/>
+        <w:jc w:val="both"/>
         <w:rPr>
           <w:rFonts w:ascii="Times New Roman" w:hAnsi="Times New Roman" w:cs="Times New Roman"/>
-          <w:sz w:val="24"/>
-          <w:szCs w:val="24"/>
-        </w:rPr>
-      </w:pPr>
-    </w:p>
-    <w:p>
-      <w:pPr>
-        <w:pStyle w:val="ConsNonformat"/>
-        <w:widowControl/>
-        <w:ind w:right="0"/>
+          <w:sz w:val="28"/>
+          <w:szCs w:val="27"/>
+        </w:rPr>
+      </w:pPr>
+    </w:p>
+    <w:p>
+      <w:pPr>
+        <w:pStyle w:val="ConsPlusNonformat"/>
+        <w:jc w:val="both"/>
         <w:rPr>
           <w:rFonts w:ascii="Times New Roman" w:hAnsi="Times New Roman" w:cs="Times New Roman"/>
-          <w:sz w:val="24"/>
-          <w:szCs w:val="24"/>
+          <w:sz w:val="28"/>
+          <w:szCs w:val="27"/>
         </w:rPr>
       </w:pPr>
     </w:p>
@@ -4078,73 +4224,19 @@
           <w:szCs w:val="24"/>
           <w:vertAlign w:val="superscript"/>
         </w:rPr>
-        <w:t xml:space="preserve">                                                                                              (подпись)                                                     (Ф.И.О.)</w:t>
-      </w:r>
-    </w:p>
-    <w:p>
-      <w:pPr>
-        <w:pStyle w:val="ConsNonformat"/>
-        <w:widowControl/>
-        <w:ind w:right="0"/>
-        <w:rPr>
-          <w:rFonts w:ascii="Times New Roman" w:hAnsi="Times New Roman" w:cs="Times New Roman"/>
-          <w:sz w:val="24"/>
-          <w:szCs w:val="24"/>
-        </w:rPr>
-      </w:pPr>
-    </w:p>
-    <w:p>
-      <w:pPr>
-        <w:pStyle w:val="ConsNonformat"/>
-        <w:widowControl/>
-        <w:ind w:right="0"/>
-        <w:rPr>
-          <w:rFonts w:ascii="Times New Roman" w:hAnsi="Times New Roman" w:cs="Times New Roman"/>
-          <w:sz w:val="24"/>
-          <w:szCs w:val="24"/>
-        </w:rPr>
-      </w:pPr>
-    </w:p>
-    <w:p>
-      <w:pPr>
-        <w:pStyle w:val="ConsNonformat"/>
-        <w:widowControl/>
-        <w:ind w:right="0"/>
-        <w:rPr>
-          <w:rFonts w:ascii="Times New Roman" w:hAnsi="Times New Roman" w:cs="Times New Roman"/>
-          <w:sz w:val="24"/>
-          <w:szCs w:val="24"/>
-        </w:rPr>
-      </w:pPr>
-      <w:r>
-        <w:rPr>
-          <w:rFonts w:ascii="Times New Roman" w:hAnsi="Times New Roman" w:cs="Times New Roman"/>
-          <w:sz w:val="24"/>
-          <w:szCs w:val="24"/>
-        </w:rPr>
-        <w:t xml:space="preserve">С инструкцией ознакомлен(а): </w:t>
-      </w:r>
-      <w:r>
-        <w:rPr>
-          <w:rFonts w:ascii="Times New Roman" w:hAnsi="Times New Roman" w:cs="Times New Roman"/>
-          <w:sz w:val="24"/>
-          <w:szCs w:val="24"/>
-        </w:rPr>
-        <w:t>______________________ /____________________________</w:t>
-      </w:r>
-    </w:p>
-    <w:p>
-      <w:pPr>
-        <w:pStyle w:val="ConsNonformat"/>
-        <w:widowControl/>
-        <w:ind w:right="0"/>
+        <w:t xml:space="preserve">                                                                                             (</w:t>
+      </w:r>
+      <w:proofErr w:type="gramStart"/>
+      <w:r>
         <w:rPr>
           <w:rFonts w:ascii="Times New Roman" w:hAnsi="Times New Roman" w:cs="Times New Roman"/>
           <w:sz w:val="28"/>
           <w:szCs w:val="24"/>
           <w:vertAlign w:val="superscript"/>
         </w:rPr>
-      </w:pPr>
+        <w:t xml:space="preserve">подпись)   </w:t>
+      </w:r>
+      <w:proofErr w:type="gramEnd"/>
       <w:r>
         <w:rPr>
           <w:rFonts w:ascii="Times New Roman" w:hAnsi="Times New Roman" w:cs="Times New Roman"/>
@@ -4152,7 +4244,195 @@
           <w:szCs w:val="24"/>
           <w:vertAlign w:val="superscript"/>
         </w:rPr>
-        <w:t xml:space="preserve">                                                                                              (подпись)                                                     (Ф.И.О.)</w:t>
+        <w:t xml:space="preserve">                                                  (Ф.И.О.)</w:t>
+      </w:r>
+    </w:p>
+    <w:p>
+      <w:pPr>
+        <w:pStyle w:val="ConsNonformat"/>
+        <w:widowControl/>
+        <w:ind w:right="0"/>
+        <w:rPr>
+          <w:rFonts w:ascii="Times New Roman" w:hAnsi="Times New Roman" w:cs="Times New Roman"/>
+          <w:sz w:val="24"/>
+          <w:szCs w:val="24"/>
+        </w:rPr>
+      </w:pPr>
+    </w:p>
+    <w:p>
+      <w:pPr>
+        <w:pStyle w:val="ConsNonformat"/>
+        <w:widowControl/>
+        <w:ind w:right="0"/>
+        <w:rPr>
+          <w:rFonts w:ascii="Times New Roman" w:hAnsi="Times New Roman" w:cs="Times New Roman"/>
+          <w:sz w:val="24"/>
+          <w:szCs w:val="24"/>
+        </w:rPr>
+      </w:pPr>
+    </w:p>
+    <w:p>
+      <w:pPr>
+        <w:pStyle w:val="ConsNonformat"/>
+        <w:widowControl/>
+        <w:ind w:right="0"/>
+        <w:rPr>
+          <w:rFonts w:ascii="Times New Roman" w:hAnsi="Times New Roman" w:cs="Times New Roman"/>
+          <w:sz w:val="24"/>
+          <w:szCs w:val="24"/>
+        </w:rPr>
+      </w:pPr>
+      <w:r>
+        <w:rPr>
+          <w:rFonts w:ascii="Times New Roman" w:hAnsi="Times New Roman" w:cs="Times New Roman"/>
+          <w:sz w:val="24"/>
+          <w:szCs w:val="24"/>
+        </w:rPr>
+        <w:t xml:space="preserve">С инструкцией ознакомлен(а): </w:t>
+      </w:r>
+      <w:r>
+        <w:rPr>
+          <w:rFonts w:ascii="Times New Roman" w:hAnsi="Times New Roman" w:cs="Times New Roman"/>
+          <w:sz w:val="24"/>
+          <w:szCs w:val="24"/>
+        </w:rPr>
+        <w:t>______________________ /____________________________</w:t>
+      </w:r>
+    </w:p>
+    <w:p>
+      <w:pPr>
+        <w:pStyle w:val="ConsNonformat"/>
+        <w:widowControl/>
+        <w:ind w:right="0"/>
+        <w:rPr>
+          <w:rFonts w:ascii="Times New Roman" w:hAnsi="Times New Roman" w:cs="Times New Roman"/>
+          <w:sz w:val="28"/>
+          <w:szCs w:val="24"/>
+          <w:vertAlign w:val="superscript"/>
+        </w:rPr>
+      </w:pPr>
+      <w:r>
+        <w:rPr>
+          <w:rFonts w:ascii="Times New Roman" w:hAnsi="Times New Roman" w:cs="Times New Roman"/>
+          <w:sz w:val="28"/>
+          <w:szCs w:val="24"/>
+          <w:vertAlign w:val="superscript"/>
+        </w:rPr>
+        <w:t xml:space="preserve">                                                                                              (</w:t>
+      </w:r>
+      <w:proofErr w:type="gramStart"/>
+      <w:r>
+        <w:rPr>
+          <w:rFonts w:ascii="Times New Roman" w:hAnsi="Times New Roman" w:cs="Times New Roman"/>
+          <w:sz w:val="28"/>
+          <w:szCs w:val="24"/>
+          <w:vertAlign w:val="superscript"/>
+        </w:rPr>
+        <w:t xml:space="preserve">подпись)   </w:t>
+      </w:r>
+      <w:proofErr w:type="gramEnd"/>
+      <w:r>
+        <w:rPr>
+          <w:rFonts w:ascii="Times New Roman" w:hAnsi="Times New Roman" w:cs="Times New Roman"/>
+          <w:sz w:val="28"/>
+          <w:szCs w:val="24"/>
+          <w:vertAlign w:val="superscript"/>
+        </w:rPr>
+        <w:t xml:space="preserve">                                                  (Ф.И.О.)</w:t>
+      </w:r>
+    </w:p>
+    <w:p>
+      <w:pPr>
+        <w:pStyle w:val="ConsNonformat"/>
+        <w:widowControl/>
+        <w:ind w:right="0"/>
+        <w:rPr>
+          <w:rFonts w:ascii="Times New Roman" w:hAnsi="Times New Roman" w:cs="Times New Roman"/>
+          <w:sz w:val="24"/>
+          <w:szCs w:val="24"/>
+        </w:rPr>
+      </w:pPr>
+    </w:p>
+    <w:p>
+      <w:pPr>
+        <w:pStyle w:val="ConsNonformat"/>
+        <w:widowControl/>
+        <w:ind w:right="0"/>
+        <w:rPr>
+          <w:rFonts w:ascii="Times New Roman" w:hAnsi="Times New Roman" w:cs="Times New Roman"/>
+          <w:sz w:val="24"/>
+          <w:szCs w:val="24"/>
+        </w:rPr>
+      </w:pPr>
+    </w:p>
+    <w:p>
+      <w:pPr>
+        <w:pStyle w:val="ConsNonformat"/>
+        <w:widowControl/>
+        <w:ind w:right="0"/>
+        <w:rPr>
+          <w:rFonts w:ascii="Times New Roman" w:hAnsi="Times New Roman" w:cs="Times New Roman"/>
+          <w:sz w:val="24"/>
+          <w:szCs w:val="24"/>
+        </w:rPr>
+      </w:pPr>
+      <w:r>
+        <w:rPr>
+          <w:rFonts w:ascii="Times New Roman" w:hAnsi="Times New Roman" w:cs="Times New Roman"/>
+          <w:sz w:val="24"/>
+          <w:szCs w:val="24"/>
+        </w:rPr>
+        <w:t xml:space="preserve">С инструкцией ознакомлен(а): </w:t>
+      </w:r>
+      <w:r>
+        <w:rPr>
+          <w:rFonts w:ascii="Times New Roman" w:hAnsi="Times New Roman" w:cs="Times New Roman"/>
+          <w:sz w:val="24"/>
+          <w:szCs w:val="24"/>
+        </w:rPr>
+        <w:t>______________________ /____________________________</w:t>
+      </w:r>
+    </w:p>
+    <w:p>
+      <w:pPr>
+        <w:pStyle w:val="ConsNonformat"/>
+        <w:widowControl/>
+        <w:ind w:right="0"/>
+        <w:rPr>
+          <w:rFonts w:ascii="Times New Roman" w:hAnsi="Times New Roman" w:cs="Times New Roman"/>
+          <w:sz w:val="28"/>
+          <w:szCs w:val="24"/>
+          <w:vertAlign w:val="superscript"/>
+        </w:rPr>
+      </w:pPr>
+      <w:r>
+        <w:rPr>
+          <w:rFonts w:ascii="Times New Roman" w:hAnsi="Times New Roman" w:cs="Times New Roman"/>
+          <w:sz w:val="28"/>
+          <w:szCs w:val="24"/>
+          <w:vertAlign w:val="superscript"/>
+        </w:rPr>
+        <w:t xml:space="preserve">                                                                                              (</w:t>
+      </w:r>
+      <w:proofErr w:type="gramStart"/>
+      <w:r>
+        <w:rPr>
+          <w:rFonts w:ascii="Times New Roman" w:hAnsi="Times New Roman" w:cs="Times New Roman"/>
+          <w:sz w:val="28"/>
+          <w:szCs w:val="24"/>
+          <w:vertAlign w:val="superscript"/>
+        </w:rPr>
+        <w:t xml:space="preserve">подпись)   </w:t>
+      </w:r>
+      <w:proofErr w:type="gramEnd"/>
+      <w:r>
+        <w:rPr>
+          <w:rFonts w:ascii="Times New Roman" w:hAnsi="Times New Roman" w:cs="Times New Roman"/>
+          <w:sz w:val="28"/>
+          <w:szCs w:val="24"/>
+          <w:vertAlign w:val="superscript"/>
+        </w:rPr>
+        <w:t xml:space="preserve">                                                  (Ф.И.О.)</w:t>
       </w:r>
     </w:p>
     <w:p>
@@ -4179,8 +4459,8 @@
 </file>
 
 <file path=word/numbering.xml><?xml version="1.0" encoding="utf-8"?>
-<w:numbering xmlns:ve="http://schemas.openxmlformats.org/markup-compatibility/2006" xmlns:o="urn:schemas-microsoft-com:office:office" xmlns:r="http://schemas.openxmlformats.org/officeDocument/2006/relationships" xmlns:m="http://schemas.openxmlformats.org/officeDocument/2006/math" xmlns:v="urn:schemas-microsoft-com:vml" xmlns:wp="http://schemas.openxmlformats.org/drawingml/2006/wordprocessingDrawing" xmlns:w10="urn:schemas-microsoft-com:office:word" xmlns:w="http://schemas.openxmlformats.org/wordprocessingml/2006/main" xmlns:wne="http://schemas.microsoft.com/office/word/2006/wordml">
-  <w:abstractNum w:abstractNumId="0">
+<w:numbering xmlns:wpc="http://schemas.microsoft.com/office/word/2010/wordprocessingCanvas" xmlns:cx="http://schemas.microsoft.com/office/drawing/2014/chartex" xmlns:mc="http://schemas.openxmlformats.org/markup-compatibility/2006" xmlns:o="urn:schemas-microsoft-com:office:office" xmlns:r="http://schemas.openxmlformats.org/officeDocument/2006/relationships" xmlns:m="http://schemas.openxmlformats.org/officeDocument/2006/math" xmlns:v="urn:schemas-microsoft-com:vml" xmlns:wp14="http://schemas.microsoft.com/office/word/2010/wordprocessingDrawing" xmlns:wp="http://schemas.openxmlformats.org/drawingml/2006/wordprocessingDrawing" xmlns:w10="urn:schemas-microsoft-com:office:word" xmlns:w="http://schemas.openxmlformats.org/wordprocessingml/2006/main" xmlns:w14="http://schemas.microsoft.com/office/word/2010/wordml" xmlns:w15="http://schemas.microsoft.com/office/word/2012/wordml" xmlns:w16se="http://schemas.microsoft.com/office/word/2015/wordml/symex" xmlns:wpg="http://schemas.microsoft.com/office/word/2010/wordprocessingGroup" xmlns:wpi="http://schemas.microsoft.com/office/word/2010/wordprocessingInk" xmlns:wne="http://schemas.microsoft.com/office/word/2006/wordml" xmlns:wps="http://schemas.microsoft.com/office/word/2010/wordprocessingShape" mc:Ignorable="w14 w15 w16se wp14">
+  <w:abstractNum w:abstractNumId="0" w15:restartNumberingAfterBreak="0">
     <w:nsid w:val="FFFFFFFE"/>
     <w:multiLevelType w:val="singleLevel"/>
     <w:tmpl w:val="B6E61A48"/>
@@ -4190,7 +4470,7 @@
       <w:lvlJc w:val="left"/>
     </w:lvl>
   </w:abstractNum>
-  <w:abstractNum w:abstractNumId="1">
+  <w:abstractNum w:abstractNumId="1" w15:restartNumberingAfterBreak="0">
     <w:nsid w:val="28601AE3"/>
     <w:multiLevelType w:val="hybridMultilevel"/>
     <w:tmpl w:val="479CB616"/>
@@ -4303,7 +4583,7 @@
       </w:rPr>
     </w:lvl>
   </w:abstractNum>
-  <w:abstractNum w:abstractNumId="2">
+  <w:abstractNum w:abstractNumId="2" w15:restartNumberingAfterBreak="0">
     <w:nsid w:val="42C118E0"/>
     <w:multiLevelType w:val="singleLevel"/>
     <w:tmpl w:val="80C6BE5E"/>
@@ -4318,7 +4598,7 @@
       </w:rPr>
     </w:lvl>
   </w:abstractNum>
-  <w:abstractNum w:abstractNumId="3">
+  <w:abstractNum w:abstractNumId="3" w15:restartNumberingAfterBreak="0">
     <w:nsid w:val="477A5D15"/>
     <w:multiLevelType w:val="multilevel"/>
     <w:tmpl w:val="DC429176"/>
@@ -4439,7 +4719,7 @@
       </w:rPr>
     </w:lvl>
   </w:abstractNum>
-  <w:abstractNum w:abstractNumId="4">
+  <w:abstractNum w:abstractNumId="4" w15:restartNumberingAfterBreak="0">
     <w:nsid w:val="4E914441"/>
     <w:multiLevelType w:val="hybridMultilevel"/>
     <w:tmpl w:val="42E4A038"/>
@@ -4552,7 +4832,7 @@
       </w:rPr>
     </w:lvl>
   </w:abstractNum>
-  <w:abstractNum w:abstractNumId="5">
+  <w:abstractNum w:abstractNumId="5" w15:restartNumberingAfterBreak="0">
     <w:nsid w:val="54CD7BFF"/>
     <w:multiLevelType w:val="singleLevel"/>
     <w:tmpl w:val="7FA67EC0"/>
@@ -4616,7 +4896,7 @@
 </file>
 
 <file path=word/styles.xml><?xml version="1.0" encoding="utf-8"?>
-<w:styles xmlns:r="http://schemas.openxmlformats.org/officeDocument/2006/relationships" xmlns:w="http://schemas.openxmlformats.org/wordprocessingml/2006/main">
+<w:styles xmlns:mc="http://schemas.openxmlformats.org/markup-compatibility/2006" xmlns:r="http://schemas.openxmlformats.org/officeDocument/2006/relationships" xmlns:w="http://schemas.openxmlformats.org/wordprocessingml/2006/main" xmlns:w14="http://schemas.microsoft.com/office/word/2010/wordml" xmlns:w15="http://schemas.microsoft.com/office/word/2012/wordml" xmlns:w16se="http://schemas.microsoft.com/office/word/2015/wordml/symex" mc:Ignorable="w14 w15 w16se">
   <w:docDefaults>
     <w:rPrDefault>
       <w:rPr>
@@ -4628,144 +4908,378 @@
     </w:rPrDefault>
     <w:pPrDefault/>
   </w:docDefaults>
-  <w:latentStyles w:defLockedState="0" w:defUIPriority="99" w:defSemiHidden="1" w:defUnhideWhenUsed="1" w:defQFormat="0" w:count="267">
-    <w:lsdException w:name="Normal" w:semiHidden="0" w:uiPriority="0" w:unhideWhenUsed="0" w:qFormat="1"/>
-    <w:lsdException w:name="heading 1" w:semiHidden="0" w:uiPriority="9" w:unhideWhenUsed="0" w:qFormat="1"/>
-    <w:lsdException w:name="heading 2" w:uiPriority="9" w:qFormat="1"/>
-    <w:lsdException w:name="heading 3" w:uiPriority="9" w:qFormat="1"/>
-    <w:lsdException w:name="heading 4" w:uiPriority="9" w:qFormat="1"/>
-    <w:lsdException w:name="heading 5" w:uiPriority="9" w:qFormat="1"/>
-    <w:lsdException w:name="heading 6" w:uiPriority="9" w:qFormat="1"/>
-    <w:lsdException w:name="heading 7" w:uiPriority="9" w:qFormat="1"/>
-    <w:lsdException w:name="heading 8" w:uiPriority="9" w:qFormat="1"/>
-    <w:lsdException w:name="heading 9" w:uiPriority="9" w:qFormat="1"/>
-    <w:lsdException w:name="toc 1" w:uiPriority="39"/>
-    <w:lsdException w:name="toc 2" w:uiPriority="39"/>
-    <w:lsdException w:name="toc 3" w:uiPriority="39"/>
-    <w:lsdException w:name="toc 4" w:uiPriority="39"/>
-    <w:lsdException w:name="toc 5" w:uiPriority="39"/>
-    <w:lsdException w:name="toc 6" w:uiPriority="39"/>
-    <w:lsdException w:name="toc 7" w:uiPriority="39"/>
-    <w:lsdException w:name="toc 8" w:uiPriority="39"/>
-    <w:lsdException w:name="toc 9" w:uiPriority="39"/>
-    <w:lsdException w:name="caption" w:uiPriority="35" w:qFormat="1"/>
-    <w:lsdException w:name="Title" w:semiHidden="0" w:uiPriority="10" w:unhideWhenUsed="0" w:qFormat="1"/>
-    <w:lsdException w:name="Default Paragraph Font" w:uiPriority="1"/>
-    <w:lsdException w:name="Subtitle" w:semiHidden="0" w:uiPriority="11" w:unhideWhenUsed="0" w:qFormat="1"/>
-    <w:lsdException w:name="Strong" w:semiHidden="0" w:uiPriority="22" w:unhideWhenUsed="0" w:qFormat="1"/>
-    <w:lsdException w:name="Emphasis" w:semiHidden="0" w:uiPriority="20" w:unhideWhenUsed="0" w:qFormat="1"/>
-    <w:lsdException w:name="Table Grid" w:semiHidden="0" w:uiPriority="59" w:unhideWhenUsed="0"/>
-    <w:lsdException w:name="Placeholder Text" w:unhideWhenUsed="0"/>
-    <w:lsdException w:name="No Spacing" w:semiHidden="0" w:uiPriority="1" w:unhideWhenUsed="0" w:qFormat="1"/>
-    <w:lsdException w:name="Light Shading" w:semiHidden="0" w:uiPriority="60" w:unhideWhenUsed="0"/>
-    <w:lsdException w:name="Light List" w:semiHidden="0" w:uiPriority="61" w:unhideWhenUsed="0"/>
-    <w:lsdException w:name="Light Grid" w:semiHidden="0" w:uiPriority="62" w:unhideWhenUsed="0"/>
-    <w:lsdException w:name="Medium Shading 1" w:semiHidden="0" w:uiPriority="63" w:unhideWhenUsed="0"/>
-    <w:lsdException w:name="Medium Shading 2" w:semiHidden="0" w:uiPriority="64" w:unhideWhenUsed="0"/>
-    <w:lsdException w:name="Medium List 1" w:semiHidden="0" w:uiPriority="65" w:unhideWhenUsed="0"/>
-    <w:lsdException w:name="Medium List 2" w:semiHidden="0" w:uiPriority="66" w:unhideWhenUsed="0"/>
-    <w:lsdException w:name="Medium Grid 1" w:semiHidden="0" w:uiPriority="67" w:unhideWhenUsed="0"/>
-    <w:lsdException w:name="Medium Grid 2" w:semiHidden="0" w:uiPriority="68" w:unhideWhenUsed="0"/>
-    <w:lsdException w:name="Medium Grid 3" w:semiHidden="0" w:uiPriority="69" w:unhideWhenUsed="0"/>
-    <w:lsdException w:name="Dark List" w:semiHidden="0" w:uiPriority="70" w:unhideWhenUsed="0"/>
-    <w:lsdException w:name="Colorful Shading" w:semiHidden="0" w:uiPriority="71" w:unhideWhenUsed="0"/>
-    <w:lsdException w:name="Colorful List" w:semiHidden="0" w:uiPriority="72" w:unhideWhenUsed="0"/>
-    <w:lsdException w:name="Colorful Grid" w:semiHidden="0" w:uiPriority="73" w:unhideWhenUsed="0"/>
-    <w:lsdException w:name="Light Shading Accent 1" w:semiHidden="0" w:uiPriority="60" w:unhideWhenUsed="0"/>
-    <w:lsdException w:name="Light List Accent 1" w:semiHidden="0" w:uiPriority="61" w:unhideWhenUsed="0"/>
-    <w:lsdException w:name="Light Grid Accent 1" w:semiHidden="0" w:uiPriority="62" w:unhideWhenUsed="0"/>
-    <w:lsdException w:name="Medium Shading 1 Accent 1" w:semiHidden="0" w:uiPriority="63" w:unhideWhenUsed="0"/>
-    <w:lsdException w:name="Medium Shading 2 Accent 1" w:semiHidden="0" w:uiPriority="64" w:unhideWhenUsed="0"/>
-    <w:lsdException w:name="Medium List 1 Accent 1" w:semiHidden="0" w:uiPriority="65" w:unhideWhenUsed="0"/>
-    <w:lsdException w:name="Revision" w:unhideWhenUsed="0"/>
-    <w:lsdException w:name="List Paragraph" w:semiHidden="0" w:uiPriority="34" w:unhideWhenUsed="0" w:qFormat="1"/>
-    <w:lsdException w:name="Quote" w:semiHidden="0" w:uiPriority="29" w:unhideWhenUsed="0" w:qFormat="1"/>
-    <w:lsdException w:name="Intense Quote" w:semiHidden="0" w:uiPriority="30" w:unhideWhenUsed="0" w:qFormat="1"/>
-    <w:lsdException w:name="Medium List 2 Accent 1" w:semiHidden="0" w:uiPriority="66" w:unhideWhenUsed="0"/>
-    <w:lsdException w:name="Medium Grid 1 Accent 1" w:semiHidden="0" w:uiPriority="67" w:unhideWhenUsed="0"/>
-    <w:lsdException w:name="Medium Grid 2 Accent 1" w:semiHidden="0" w:uiPriority="68" w:unhideWhenUsed="0"/>
-    <w:lsdException w:name="Medium Grid 3 Accent 1" w:semiHidden="0" w:uiPriority="69" w:unhideWhenUsed="0"/>
-    <w:lsdException w:name="Dark List Accent 1" w:semiHidden="0" w:uiPriority="70" w:unhideWhenUsed="0"/>
-    <w:lsdException w:name="Colorful Shading Accent 1" w:semiHidden="0" w:uiPriority="71" w:unhideWhenUsed="0"/>
-    <w:lsdException w:name="Colorful List Accent 1" w:semiHidden="0" w:uiPriority="72" w:unhideWhenUsed="0"/>
-    <w:lsdException w:name="Colorful Grid Accent 1" w:semiHidden="0" w:uiPriority="73" w:unhideWhenUsed="0"/>
-    <w:lsdException w:name="Light Shading Accent 2" w:semiHidden="0" w:uiPriority="60" w:unhideWhenUsed="0"/>
-    <w:lsdException w:name="Light List Accent 2" w:semiHidden="0" w:uiPriority="61" w:unhideWhenUsed="0"/>
-    <w:lsdException w:name="Light Grid Accent 2" w:semiHidden="0" w:uiPriority="62" w:unhideWhenUsed="0"/>
-    <w:lsdException w:name="Medium Shading 1 Accent 2" w:semiHidden="0" w:uiPriority="63" w:unhideWhenUsed="0"/>
-    <w:lsdException w:name="Medium Shading 2 Accent 2" w:semiHidden="0" w:uiPriority="64" w:unhideWhenUsed="0"/>
-    <w:lsdException w:name="Medium List 1 Accent 2" w:semiHidden="0" w:uiPriority="65" w:unhideWhenUsed="0"/>
-    <w:lsdException w:name="Medium List 2 Accent 2" w:semiHidden="0" w:uiPriority="66" w:unhideWhenUsed="0"/>
-    <w:lsdException w:name="Medium Grid 1 Accent 2" w:semiHidden="0" w:uiPriority="67" w:unhideWhenUsed="0"/>
-    <w:lsdException w:name="Medium Grid 2 Accent 2" w:semiHidden="0" w:uiPriority="68" w:unhideWhenUsed="0"/>
-    <w:lsdException w:name="Medium Grid 3 Accent 2" w:semiHidden="0" w:uiPriority="69" w:unhideWhenUsed="0"/>
-    <w:lsdException w:name="Dark List Accent 2" w:semiHidden="0" w:uiPriority="70" w:unhideWhenUsed="0"/>
-    <w:lsdException w:name="Colorful Shading Accent 2" w:semiHidden="0" w:uiPriority="71" w:unhideWhenUsed="0"/>
-    <w:lsdException w:name="Colorful List Accent 2" w:semiHidden="0" w:uiPriority="72" w:unhideWhenUsed="0"/>
-    <w:lsdException w:name="Colorful Grid Accent 2" w:semiHidden="0" w:uiPriority="73" w:unhideWhenUsed="0"/>
-    <w:lsdException w:name="Light Shading Accent 3" w:semiHidden="0" w:uiPriority="60" w:unhideWhenUsed="0"/>
-    <w:lsdException w:name="Light List Accent 3" w:semiHidden="0" w:uiPriority="61" w:unhideWhenUsed="0"/>
-    <w:lsdException w:name="Light Grid Accent 3" w:semiHidden="0" w:uiPriority="62" w:unhideWhenUsed="0"/>
-    <w:lsdException w:name="Medium Shading 1 Accent 3" w:semiHidden="0" w:uiPriority="63" w:unhideWhenUsed="0"/>
-    <w:lsdException w:name="Medium Shading 2 Accent 3" w:semiHidden="0" w:uiPriority="64" w:unhideWhenUsed="0"/>
-    <w:lsdException w:name="Medium List 1 Accent 3" w:semiHidden="0" w:uiPriority="65" w:unhideWhenUsed="0"/>
-    <w:lsdException w:name="Medium List 2 Accent 3" w:semiHidden="0" w:uiPriority="66" w:unhideWhenUsed="0"/>
-    <w:lsdException w:name="Medium Grid 1 Accent 3" w:semiHidden="0" w:uiPriority="67" w:unhideWhenUsed="0"/>
-    <w:lsdException w:name="Medium Grid 2 Accent 3" w:semiHidden="0" w:uiPriority="68" w:unhideWhenUsed="0"/>
-    <w:lsdException w:name="Medium Grid 3 Accent 3" w:semiHidden="0" w:uiPriority="69" w:unhideWhenUsed="0"/>
-    <w:lsdException w:name="Dark List Accent 3" w:semiHidden="0" w:uiPriority="70" w:unhideWhenUsed="0"/>
-    <w:lsdException w:name="Colorful Shading Accent 3" w:semiHidden="0" w:uiPriority="71" w:unhideWhenUsed="0"/>
-    <w:lsdException w:name="Colorful List Accent 3" w:semiHidden="0" w:uiPriority="72" w:unhideWhenUsed="0"/>
-    <w:lsdException w:name="Colorful Grid Accent 3" w:semiHidden="0" w:uiPriority="73" w:unhideWhenUsed="0"/>
-    <w:lsdException w:name="Light Shading Accent 4" w:semiHidden="0" w:uiPriority="60" w:unhideWhenUsed="0"/>
-    <w:lsdException w:name="Light List Accent 4" w:semiHidden="0" w:uiPriority="61" w:unhideWhenUsed="0"/>
-    <w:lsdException w:name="Light Grid Accent 4" w:semiHidden="0" w:uiPriority="62" w:unhideWhenUsed="0"/>
-    <w:lsdException w:name="Medium Shading 1 Accent 4" w:semiHidden="0" w:uiPriority="63" w:unhideWhenUsed="0"/>
-    <w:lsdException w:name="Medium Shading 2 Accent 4" w:semiHidden="0" w:uiPriority="64" w:unhideWhenUsed="0"/>
-    <w:lsdException w:name="Medium List 1 Accent 4" w:semiHidden="0" w:uiPriority="65" w:unhideWhenUsed="0"/>
-    <w:lsdException w:name="Medium List 2 Accent 4" w:semiHidden="0" w:uiPriority="66" w:unhideWhenUsed="0"/>
-    <w:lsdException w:name="Medium Grid 1 Accent 4" w:semiHidden="0" w:uiPriority="67" w:unhideWhenUsed="0"/>
-    <w:lsdException w:name="Medium Grid 2 Accent 4" w:semiHidden="0" w:uiPriority="68" w:unhideWhenUsed="0"/>
-    <w:lsdException w:name="Medium Grid 3 Accent 4" w:semiHidden="0" w:uiPriority="69" w:unhideWhenUsed="0"/>
-    <w:lsdException w:name="Dark List Accent 4" w:semiHidden="0" w:uiPriority="70" w:unhideWhenUsed="0"/>
-    <w:lsdException w:name="Colorful Shading Accent 4" w:semiHidden="0" w:uiPriority="71" w:unhideWhenUsed="0"/>
-    <w:lsdException w:name="Colorful List Accent 4" w:semiHidden="0" w:uiPriority="72" w:unhideWhenUsed="0"/>
-    <w:lsdException w:name="Colorful Grid Accent 4" w:semiHidden="0" w:uiPriority="73" w:unhideWhenUsed="0"/>
-    <w:lsdException w:name="Light Shading Accent 5" w:semiHidden="0" w:uiPriority="60" w:unhideWhenUsed="0"/>
-    <w:lsdException w:name="Light List Accent 5" w:semiHidden="0" w:uiPriority="61" w:unhideWhenUsed="0"/>
-    <w:lsdException w:name="Light Grid Accent 5" w:semiHidden="0" w:uiPriority="62" w:unhideWhenUsed="0"/>
-    <w:lsdException w:name="Medium Shading 1 Accent 5" w:semiHidden="0" w:uiPriority="63" w:unhideWhenUsed="0"/>
-    <w:lsdException w:name="Medium Shading 2 Accent 5" w:semiHidden="0" w:uiPriority="64" w:unhideWhenUsed="0"/>
-    <w:lsdException w:name="Medium List 1 Accent 5" w:semiHidden="0" w:uiPriority="65" w:unhideWhenUsed="0"/>
-    <w:lsdException w:name="Medium List 2 Accent 5" w:semiHidden="0" w:uiPriority="66" w:unhideWhenUsed="0"/>
-    <w:lsdException w:name="Medium Grid 1 Accent 5" w:semiHidden="0" w:uiPriority="67" w:unhideWhenUsed="0"/>
-    <w:lsdException w:name="Medium Grid 2 Accent 5" w:semiHidden="0" w:uiPriority="68" w:unhideWhenUsed="0"/>
-    <w:lsdException w:name="Medium Grid 3 Accent 5" w:semiHidden="0" w:uiPriority="69" w:unhideWhenUsed="0"/>
-    <w:lsdException w:name="Dark List Accent 5" w:semiHidden="0" w:uiPriority="70" w:unhideWhenUsed="0"/>
-    <w:lsdException w:name="Colorful Shading Accent 5" w:semiHidden="0" w:uiPriority="71" w:unhideWhenUsed="0"/>
-    <w:lsdException w:name="Colorful List Accent 5" w:semiHidden="0" w:uiPriority="72" w:unhideWhenUsed="0"/>
-    <w:lsdException w:name="Colorful Grid Accent 5" w:semiHidden="0" w:uiPriority="73" w:unhideWhenUsed="0"/>
-    <w:lsdException w:name="Light Shading Accent 6" w:semiHidden="0" w:uiPriority="60" w:unhideWhenUsed="0"/>
-    <w:lsdException w:name="Light List Accent 6" w:semiHidden="0" w:uiPriority="61" w:unhideWhenUsed="0"/>
-    <w:lsdException w:name="Light Grid Accent 6" w:semiHidden="0" w:uiPriority="62" w:unhideWhenUsed="0"/>
-    <w:lsdException w:name="Medium Shading 1 Accent 6" w:semiHidden="0" w:uiPriority="63" w:unhideWhenUsed="0"/>
-    <w:lsdException w:name="Medium Shading 2 Accent 6" w:semiHidden="0" w:uiPriority="64" w:unhideWhenUsed="0"/>
-    <w:lsdException w:name="Medium List 1 Accent 6" w:semiHidden="0" w:uiPriority="65" w:unhideWhenUsed="0"/>
-    <w:lsdException w:name="Medium List 2 Accent 6" w:semiHidden="0" w:uiPriority="66" w:unhideWhenUsed="0"/>
-    <w:lsdException w:name="Medium Grid 1 Accent 6" w:semiHidden="0" w:uiPriority="67" w:unhideWhenUsed="0"/>
-    <w:lsdException w:name="Medium Grid 2 Accent 6" w:semiHidden="0" w:uiPriority="68" w:unhideWhenUsed="0"/>
-    <w:lsdException w:name="Medium Grid 3 Accent 6" w:semiHidden="0" w:uiPriority="69" w:unhideWhenUsed="0"/>
-    <w:lsdException w:name="Dark List Accent 6" w:semiHidden="0" w:uiPriority="70" w:unhideWhenUsed="0"/>
-    <w:lsdException w:name="Colorful Shading Accent 6" w:semiHidden="0" w:uiPriority="71" w:unhideWhenUsed="0"/>
-    <w:lsdException w:name="Colorful List Accent 6" w:semiHidden="0" w:uiPriority="72" w:unhideWhenUsed="0"/>
-    <w:lsdException w:name="Colorful Grid Accent 6" w:semiHidden="0" w:uiPriority="73" w:unhideWhenUsed="0"/>
-    <w:lsdException w:name="Subtle Emphasis" w:semiHidden="0" w:uiPriority="19" w:unhideWhenUsed="0" w:qFormat="1"/>
-    <w:lsdException w:name="Intense Emphasis" w:semiHidden="0" w:uiPriority="21" w:unhideWhenUsed="0" w:qFormat="1"/>
-    <w:lsdException w:name="Subtle Reference" w:semiHidden="0" w:uiPriority="31" w:unhideWhenUsed="0" w:qFormat="1"/>
-    <w:lsdException w:name="Intense Reference" w:semiHidden="0" w:uiPriority="32" w:unhideWhenUsed="0" w:qFormat="1"/>
-    <w:lsdException w:name="Book Title" w:semiHidden="0" w:uiPriority="33" w:unhideWhenUsed="0" w:qFormat="1"/>
-    <w:lsdException w:name="Bibliography" w:uiPriority="37"/>
-    <w:lsdException w:name="TOC Heading" w:uiPriority="39" w:qFormat="1"/>
+  <w:latentStyles w:defLockedState="0" w:defUIPriority="99" w:defSemiHidden="0" w:defUnhideWhenUsed="0" w:defQFormat="0" w:count="371">
+    <w:lsdException w:name="Normal" w:uiPriority="0" w:qFormat="1"/>
+    <w:lsdException w:name="heading 1" w:uiPriority="9" w:qFormat="1"/>
+    <w:lsdException w:name="heading 2" w:semiHidden="1" w:uiPriority="9" w:unhideWhenUsed="1" w:qFormat="1"/>
+    <w:lsdException w:name="heading 3" w:semiHidden="1" w:uiPriority="9" w:unhideWhenUsed="1" w:qFormat="1"/>
+    <w:lsdException w:name="heading 4" w:semiHidden="1" w:uiPriority="9" w:unhideWhenUsed="1" w:qFormat="1"/>
+    <w:lsdException w:name="heading 5" w:semiHidden="1" w:uiPriority="9" w:unhideWhenUsed="1" w:qFormat="1"/>
+    <w:lsdException w:name="heading 6" w:semiHidden="1" w:uiPriority="9" w:unhideWhenUsed="1" w:qFormat="1"/>
+    <w:lsdException w:name="heading 7" w:semiHidden="1" w:uiPriority="9" w:unhideWhenUsed="1" w:qFormat="1"/>
+    <w:lsdException w:name="heading 8" w:semiHidden="1" w:uiPriority="9" w:unhideWhenUsed="1" w:qFormat="1"/>
+    <w:lsdException w:name="heading 9" w:semiHidden="1" w:uiPriority="9" w:unhideWhenUsed="1" w:qFormat="1"/>
+    <w:lsdException w:name="index 1" w:semiHidden="1" w:unhideWhenUsed="1"/>
+    <w:lsdException w:name="index 2" w:semiHidden="1" w:unhideWhenUsed="1"/>
+    <w:lsdException w:name="index 3" w:semiHidden="1" w:unhideWhenUsed="1"/>
+    <w:lsdException w:name="index 4" w:semiHidden="1" w:unhideWhenUsed="1"/>
+    <w:lsdException w:name="index 5" w:semiHidden="1" w:unhideWhenUsed="1"/>
+    <w:lsdException w:name="index 6" w:semiHidden="1" w:unhideWhenUsed="1"/>
+    <w:lsdException w:name="index 7" w:semiHidden="1" w:unhideWhenUsed="1"/>
+    <w:lsdException w:name="index 8" w:semiHidden="1" w:unhideWhenUsed="1"/>
+    <w:lsdException w:name="index 9" w:semiHidden="1" w:unhideWhenUsed="1"/>
+    <w:lsdException w:name="toc 1" w:semiHidden="1" w:uiPriority="39" w:unhideWhenUsed="1"/>
+    <w:lsdException w:name="toc 2" w:semiHidden="1" w:uiPriority="39" w:unhideWhenUsed="1"/>
+    <w:lsdException w:name="toc 3" w:semiHidden="1" w:uiPriority="39" w:unhideWhenUsed="1"/>
+    <w:lsdException w:name="toc 4" w:semiHidden="1" w:uiPriority="39" w:unhideWhenUsed="1"/>
+    <w:lsdException w:name="toc 5" w:semiHidden="1" w:uiPriority="39" w:unhideWhenUsed="1"/>
+    <w:lsdException w:name="toc 6" w:semiHidden="1" w:uiPriority="39" w:unhideWhenUsed="1"/>
+    <w:lsdException w:name="toc 7" w:semiHidden="1" w:uiPriority="39" w:unhideWhenUsed="1"/>
+    <w:lsdException w:name="toc 8" w:semiHidden="1" w:uiPriority="39" w:unhideWhenUsed="1"/>
+    <w:lsdException w:name="toc 9" w:semiHidden="1" w:uiPriority="39" w:unhideWhenUsed="1"/>
+    <w:lsdException w:name="Normal Indent" w:semiHidden="1" w:unhideWhenUsed="1"/>
+    <w:lsdException w:name="footnote text" w:semiHidden="1" w:unhideWhenUsed="1"/>
+    <w:lsdException w:name="annotation text" w:semiHidden="1" w:unhideWhenUsed="1"/>
+    <w:lsdException w:name="header" w:semiHidden="1" w:unhideWhenUsed="1"/>
+    <w:lsdException w:name="footer" w:semiHidden="1" w:unhideWhenUsed="1"/>
+    <w:lsdException w:name="index heading" w:semiHidden="1" w:unhideWhenUsed="1"/>
+    <w:lsdException w:name="caption" w:semiHidden="1" w:uiPriority="35" w:unhideWhenUsed="1" w:qFormat="1"/>
+    <w:lsdException w:name="table of figures" w:semiHidden="1" w:unhideWhenUsed="1"/>
+    <w:lsdException w:name="envelope address" w:semiHidden="1" w:unhideWhenUsed="1"/>
+    <w:lsdException w:name="envelope return" w:semiHidden="1" w:unhideWhenUsed="1"/>
+    <w:lsdException w:name="footnote reference" w:semiHidden="1" w:unhideWhenUsed="1"/>
+    <w:lsdException w:name="annotation reference" w:semiHidden="1" w:unhideWhenUsed="1"/>
+    <w:lsdException w:name="line number" w:semiHidden="1" w:unhideWhenUsed="1"/>
+    <w:lsdException w:name="page number" w:semiHidden="1" w:unhideWhenUsed="1"/>
+    <w:lsdException w:name="endnote reference" w:semiHidden="1" w:unhideWhenUsed="1"/>
+    <w:lsdException w:name="endnote text" w:semiHidden="1" w:unhideWhenUsed="1"/>
+    <w:lsdException w:name="table of authorities" w:semiHidden="1" w:unhideWhenUsed="1"/>
+    <w:lsdException w:name="macro" w:semiHidden="1" w:unhideWhenUsed="1"/>
+    <w:lsdException w:name="toa heading" w:semiHidden="1" w:unhideWhenUsed="1"/>
+    <w:lsdException w:name="List" w:semiHidden="1" w:unhideWhenUsed="1"/>
+    <w:lsdException w:name="List Bullet" w:semiHidden="1" w:unhideWhenUsed="1"/>
+    <w:lsdException w:name="List Number" w:semiHidden="1" w:unhideWhenUsed="1"/>
+    <w:lsdException w:name="List 2" w:semiHidden="1" w:unhideWhenUsed="1"/>
+    <w:lsdException w:name="List 3" w:semiHidden="1" w:unhideWhenUsed="1"/>
+    <w:lsdException w:name="List 4" w:semiHidden="1" w:unhideWhenUsed="1"/>
+    <w:lsdException w:name="List 5" w:semiHidden="1" w:unhideWhenUsed="1"/>
+    <w:lsdException w:name="List Bullet 2" w:semiHidden="1" w:unhideWhenUsed="1"/>
+    <w:lsdException w:name="List Bullet 3" w:semiHidden="1" w:unhideWhenUsed="1"/>
+    <w:lsdException w:name="List Bullet 4" w:semiHidden="1" w:unhideWhenUsed="1"/>
+    <w:lsdException w:name="List Bullet 5" w:semiHidden="1" w:unhideWhenUsed="1"/>
+    <w:lsdException w:name="List Number 2" w:semiHidden="1" w:unhideWhenUsed="1"/>
+    <w:lsdException w:name="List Number 3" w:semiHidden="1" w:unhideWhenUsed="1"/>
+    <w:lsdException w:name="List Number 4" w:semiHidden="1" w:unhideWhenUsed="1"/>
+    <w:lsdException w:name="List Number 5" w:semiHidden="1" w:unhideWhenUsed="1"/>
+    <w:lsdException w:name="Title" w:uiPriority="10" w:qFormat="1"/>
+    <w:lsdException w:name="Closing" w:semiHidden="1" w:unhideWhenUsed="1"/>
+    <w:lsdException w:name="Signature" w:semiHidden="1" w:unhideWhenUsed="1"/>
+    <w:lsdException w:name="Default Paragraph Font" w:semiHidden="1" w:uiPriority="1" w:unhideWhenUsed="1"/>
+    <w:lsdException w:name="Body Text" w:semiHidden="1" w:unhideWhenUsed="1"/>
+    <w:lsdException w:name="Body Text Indent" w:semiHidden="1" w:unhideWhenUsed="1"/>
+    <w:lsdException w:name="List Continue" w:semiHidden="1" w:unhideWhenUsed="1"/>
+    <w:lsdException w:name="List Continue 2" w:semiHidden="1" w:unhideWhenUsed="1"/>
+    <w:lsdException w:name="List Continue 3" w:semiHidden="1" w:unhideWhenUsed="1"/>
+    <w:lsdException w:name="List Continue 4" w:semiHidden="1" w:unhideWhenUsed="1"/>
+    <w:lsdException w:name="List Continue 5" w:semiHidden="1" w:unhideWhenUsed="1"/>
+    <w:lsdException w:name="Message Header" w:semiHidden="1" w:unhideWhenUsed="1"/>
+    <w:lsdException w:name="Subtitle" w:uiPriority="11" w:qFormat="1"/>
+    <w:lsdException w:name="Salutation" w:semiHidden="1" w:unhideWhenUsed="1"/>
+    <w:lsdException w:name="Date" w:semiHidden="1" w:unhideWhenUsed="1"/>
+    <w:lsdException w:name="Body Text First Indent" w:semiHidden="1" w:unhideWhenUsed="1"/>
+    <w:lsdException w:name="Body Text First Indent 2" w:semiHidden="1" w:unhideWhenUsed="1"/>
+    <w:lsdException w:name="Note Heading" w:semiHidden="1" w:unhideWhenUsed="1"/>
+    <w:lsdException w:name="Body Text 2" w:semiHidden="1" w:unhideWhenUsed="1"/>
+    <w:lsdException w:name="Body Text 3" w:semiHidden="1" w:unhideWhenUsed="1"/>
+    <w:lsdException w:name="Body Text Indent 2" w:semiHidden="1" w:unhideWhenUsed="1"/>
+    <w:lsdException w:name="Body Text Indent 3" w:semiHidden="1" w:unhideWhenUsed="1"/>
+    <w:lsdException w:name="Block Text" w:semiHidden="1" w:unhideWhenUsed="1"/>
+    <w:lsdException w:name="Hyperlink" w:semiHidden="1" w:unhideWhenUsed="1"/>
+    <w:lsdException w:name="FollowedHyperlink" w:semiHidden="1" w:unhideWhenUsed="1"/>
+    <w:lsdException w:name="Strong" w:uiPriority="22" w:qFormat="1"/>
+    <w:lsdException w:name="Emphasis" w:uiPriority="20" w:qFormat="1"/>
+    <w:lsdException w:name="Document Map" w:semiHidden="1" w:unhideWhenUsed="1"/>
+    <w:lsdException w:name="Plain Text" w:semiHidden="1" w:unhideWhenUsed="1"/>
+    <w:lsdException w:name="E-mail Signature" w:semiHidden="1" w:unhideWhenUsed="1"/>
+    <w:lsdException w:name="HTML Top of Form" w:semiHidden="1" w:unhideWhenUsed="1"/>
+    <w:lsdException w:name="HTML Bottom of Form" w:semiHidden="1" w:unhideWhenUsed="1"/>
+    <w:lsdException w:name="Normal (Web)" w:semiHidden="1" w:unhideWhenUsed="1"/>
+    <w:lsdException w:name="HTML Acronym" w:semiHidden="1" w:unhideWhenUsed="1"/>
+    <w:lsdException w:name="HTML Address" w:semiHidden="1" w:unhideWhenUsed="1"/>
+    <w:lsdException w:name="HTML Cite" w:semiHidden="1" w:unhideWhenUsed="1"/>
+    <w:lsdException w:name="HTML Code" w:semiHidden="1" w:unhideWhenUsed="1"/>
+    <w:lsdException w:name="HTML Definition" w:semiHidden="1" w:unhideWhenUsed="1"/>
+    <w:lsdException w:name="HTML Keyboard" w:semiHidden="1" w:unhideWhenUsed="1"/>
+    <w:lsdException w:name="HTML Preformatted" w:semiHidden="1" w:unhideWhenUsed="1"/>
+    <w:lsdException w:name="HTML Sample" w:semiHidden="1" w:unhideWhenUsed="1"/>
+    <w:lsdException w:name="HTML Typewriter" w:semiHidden="1" w:unhideWhenUsed="1"/>
+    <w:lsdException w:name="HTML Variable" w:semiHidden="1" w:unhideWhenUsed="1"/>
+    <w:lsdException w:name="Normal Table" w:semiHidden="1" w:unhideWhenUsed="1"/>
+    <w:lsdException w:name="annotation subject" w:semiHidden="1" w:unhideWhenUsed="1"/>
+    <w:lsdException w:name="No List" w:semiHidden="1" w:unhideWhenUsed="1"/>
+    <w:lsdException w:name="Outline List 1" w:semiHidden="1" w:unhideWhenUsed="1"/>
+    <w:lsdException w:name="Outline List 2" w:semiHidden="1" w:unhideWhenUsed="1"/>
+    <w:lsdException w:name="Outline List 3" w:semiHidden="1" w:unhideWhenUsed="1"/>
+    <w:lsdException w:name="Table Simple 1" w:semiHidden="1" w:unhideWhenUsed="1"/>
+    <w:lsdException w:name="Table Simple 2" w:semiHidden="1" w:unhideWhenUsed="1"/>
+    <w:lsdException w:name="Table Simple 3" w:semiHidden="1" w:unhideWhenUsed="1"/>
+    <w:lsdException w:name="Table Classic 1" w:semiHidden="1" w:unhideWhenUsed="1"/>
+    <w:lsdException w:name="Table Classic 2" w:semiHidden="1" w:unhideWhenUsed="1"/>
+    <w:lsdException w:name="Table Classic 3" w:semiHidden="1" w:unhideWhenUsed="1"/>
+    <w:lsdException w:name="Table Classic 4" w:semiHidden="1" w:unhideWhenUsed="1"/>
+    <w:lsdException w:name="Table Colorful 1" w:semiHidden="1" w:unhideWhenUsed="1"/>
+    <w:lsdException w:name="Table Colorful 2" w:semiHidden="1" w:unhideWhenUsed="1"/>
+    <w:lsdException w:name="Table Colorful 3" w:semiHidden="1" w:unhideWhenUsed="1"/>
+    <w:lsdException w:name="Table Columns 1" w:semiHidden="1" w:unhideWhenUsed="1"/>
+    <w:lsdException w:name="Table Columns 2" w:semiHidden="1" w:unhideWhenUsed="1"/>
+    <w:lsdException w:name="Table Columns 3" w:semiHidden="1" w:unhideWhenUsed="1"/>
+    <w:lsdException w:name="Table Columns 4" w:semiHidden="1" w:unhideWhenUsed="1"/>
+    <w:lsdException w:name="Table Columns 5" w:semiHidden="1" w:unhideWhenUsed="1"/>
+    <w:lsdException w:name="Table Grid 1" w:semiHidden="1" w:unhideWhenUsed="1"/>
+    <w:lsdException w:name="Table Grid 2" w:semiHidden="1" w:unhideWhenUsed="1"/>
+    <w:lsdException w:name="Table Grid 3" w:semiHidden="1" w:unhideWhenUsed="1"/>
+    <w:lsdException w:name="Table Grid 4" w:semiHidden="1" w:unhideWhenUsed="1"/>
+    <w:lsdException w:name="Table Grid 5" w:semiHidden="1" w:unhideWhenUsed="1"/>
+    <w:lsdException w:name="Table Grid 6" w:semiHidden="1" w:unhideWhenUsed="1"/>
+    <w:lsdException w:name="Table Grid 7" w:semiHidden="1" w:unhideWhenUsed="1"/>
+    <w:lsdException w:name="Table Grid 8" w:semiHidden="1" w:unhideWhenUsed="1"/>
+    <w:lsdException w:name="Table List 1" w:semiHidden="1" w:unhideWhenUsed="1"/>
+    <w:lsdException w:name="Table List 2" w:semiHidden="1" w:unhideWhenUsed="1"/>
+    <w:lsdException w:name="Table List 3" w:semiHidden="1" w:unhideWhenUsed="1"/>
+    <w:lsdException w:name="Table List 4" w:semiHidden="1" w:unhideWhenUsed="1"/>
+    <w:lsdException w:name="Table List 5" w:semiHidden="1" w:unhideWhenUsed="1"/>
+    <w:lsdException w:name="Table List 6" w:semiHidden="1" w:unhideWhenUsed="1"/>
+    <w:lsdException w:name="Table List 7" w:semiHidden="1" w:unhideWhenUsed="1"/>
+    <w:lsdException w:name="Table List 8" w:semiHidden="1" w:unhideWhenUsed="1"/>
+    <w:lsdException w:name="Table 3D effects 1" w:semiHidden="1" w:unhideWhenUsed="1"/>
+    <w:lsdException w:name="Table 3D effects 2" w:semiHidden="1" w:unhideWhenUsed="1"/>
+    <w:lsdException w:name="Table 3D effects 3" w:semiHidden="1" w:unhideWhenUsed="1"/>
+    <w:lsdException w:name="Table Contemporary" w:semiHidden="1" w:unhideWhenUsed="1"/>
+    <w:lsdException w:name="Table Elegant" w:semiHidden="1" w:unhideWhenUsed="1"/>
+    <w:lsdException w:name="Table Professional" w:semiHidden="1" w:unhideWhenUsed="1"/>
+    <w:lsdException w:name="Table Subtle 1" w:semiHidden="1" w:unhideWhenUsed="1"/>
+    <w:lsdException w:name="Table Subtle 2" w:semiHidden="1" w:unhideWhenUsed="1"/>
+    <w:lsdException w:name="Table Web 1" w:semiHidden="1" w:unhideWhenUsed="1"/>
+    <w:lsdException w:name="Table Web 2" w:semiHidden="1" w:unhideWhenUsed="1"/>
+    <w:lsdException w:name="Table Web 3" w:semiHidden="1" w:unhideWhenUsed="1"/>
+    <w:lsdException w:name="Balloon Text" w:semiHidden="1" w:unhideWhenUsed="1"/>
+    <w:lsdException w:name="Table Grid" w:uiPriority="59"/>
+    <w:lsdException w:name="Table Theme" w:semiHidden="1" w:unhideWhenUsed="1"/>
+    <w:lsdException w:name="Placeholder Text" w:semiHidden="1"/>
+    <w:lsdException w:name="No Spacing" w:uiPriority="1" w:qFormat="1"/>
+    <w:lsdException w:name="Light Shading" w:uiPriority="60"/>
+    <w:lsdException w:name="Light List" w:uiPriority="61"/>
+    <w:lsdException w:name="Light Grid" w:uiPriority="62"/>
+    <w:lsdException w:name="Medium Shading 1" w:uiPriority="63"/>
+    <w:lsdException w:name="Medium Shading 2" w:uiPriority="64"/>
+    <w:lsdException w:name="Medium List 1" w:uiPriority="65"/>
+    <w:lsdException w:name="Medium List 2" w:uiPriority="66"/>
+    <w:lsdException w:name="Medium Grid 1" w:uiPriority="67"/>
+    <w:lsdException w:name="Medium Grid 2" w:uiPriority="68"/>
+    <w:lsdException w:name="Medium Grid 3" w:uiPriority="69"/>
+    <w:lsdException w:name="Dark List" w:uiPriority="70"/>
+    <w:lsdException w:name="Colorful Shading" w:uiPriority="71"/>
+    <w:lsdException w:name="Colorful List" w:uiPriority="72"/>
+    <w:lsdException w:name="Colorful Grid" w:uiPriority="73"/>
+    <w:lsdException w:name="Light Shading Accent 1" w:uiPriority="60"/>
+    <w:lsdException w:name="Light List Accent 1" w:uiPriority="61"/>
+    <w:lsdException w:name="Light Grid Accent 1" w:uiPriority="62"/>
+    <w:lsdException w:name="Medium Shading 1 Accent 1" w:uiPriority="63"/>
+    <w:lsdException w:name="Medium Shading 2 Accent 1" w:uiPriority="64"/>
+    <w:lsdException w:name="Medium List 1 Accent 1" w:uiPriority="65"/>
+    <w:lsdException w:name="Revision" w:semiHidden="1"/>
+    <w:lsdException w:name="List Paragraph" w:uiPriority="34" w:qFormat="1"/>
+    <w:lsdException w:name="Quote" w:uiPriority="29" w:qFormat="1"/>
+    <w:lsdException w:name="Intense Quote" w:uiPriority="30" w:qFormat="1"/>
+    <w:lsdException w:name="Medium List 2 Accent 1" w:uiPriority="66"/>
+    <w:lsdException w:name="Medium Grid 1 Accent 1" w:uiPriority="67"/>
+    <w:lsdException w:name="Medium Grid 2 Accent 1" w:uiPriority="68"/>
+    <w:lsdException w:name="Medium Grid 3 Accent 1" w:uiPriority="69"/>
+    <w:lsdException w:name="Dark List Accent 1" w:uiPriority="70"/>
+    <w:lsdException w:name="Colorful Shading Accent 1" w:uiPriority="71"/>
+    <w:lsdException w:name="Colorful List Accent 1" w:uiPriority="72"/>
+    <w:lsdException w:name="Colorful Grid Accent 1" w:uiPriority="73"/>
+    <w:lsdException w:name="Light Shading Accent 2" w:uiPriority="60"/>
+    <w:lsdException w:name="Light List Accent 2" w:uiPriority="61"/>
+    <w:lsdException w:name="Light Grid Accent 2" w:uiPriority="62"/>
+    <w:lsdException w:name="Medium Shading 1 Accent 2" w:uiPriority="63"/>
+    <w:lsdException w:name="Medium Shading 2 Accent 2" w:uiPriority="64"/>
+    <w:lsdException w:name="Medium List 1 Accent 2" w:uiPriority="65"/>
+    <w:lsdException w:name="Medium List 2 Accent 2" w:uiPriority="66"/>
+    <w:lsdException w:name="Medium Grid 1 Accent 2" w:uiPriority="67"/>
+    <w:lsdException w:name="Medium Grid 2 Accent 2" w:uiPriority="68"/>
+    <w:lsdException w:name="Medium Grid 3 Accent 2" w:uiPriority="69"/>
+    <w:lsdException w:name="Dark List Accent 2" w:uiPriority="70"/>
+    <w:lsdException w:name="Colorful Shading Accent 2" w:uiPriority="71"/>
+    <w:lsdException w:name="Colorful List Accent 2" w:uiPriority="72"/>
+    <w:lsdException w:name="Colorful Grid Accent 2" w:uiPriority="73"/>
+    <w:lsdException w:name="Light Shading Accent 3" w:uiPriority="60"/>
+    <w:lsdException w:name="Light List Accent 3" w:uiPriority="61"/>
+    <w:lsdException w:name="Light Grid Accent 3" w:uiPriority="62"/>
+    <w:lsdException w:name="Medium Shading 1 Accent 3" w:uiPriority="63"/>
+    <w:lsdException w:name="Medium Shading 2 Accent 3" w:uiPriority="64"/>
+    <w:lsdException w:name="Medium List 1 Accent 3" w:uiPriority="65"/>
+    <w:lsdException w:name="Medium List 2 Accent 3" w:uiPriority="66"/>
+    <w:lsdException w:name="Medium Grid 1 Accent 3" w:uiPriority="67"/>
+    <w:lsdException w:name="Medium Grid 2 Accent 3" w:uiPriority="68"/>
+    <w:lsdException w:name="Medium Grid 3 Accent 3" w:uiPriority="69"/>
+    <w:lsdException w:name="Dark List Accent 3" w:uiPriority="70"/>
+    <w:lsdException w:name="Colorful Shading Accent 3" w:uiPriority="71"/>
+    <w:lsdException w:name="Colorful List Accent 3" w:uiPriority="72"/>
+    <w:lsdException w:name="Colorful Grid Accent 3" w:uiPriority="73"/>
+    <w:lsdException w:name="Light Shading Accent 4" w:uiPriority="60"/>
+    <w:lsdException w:name="Light List Accent 4" w:uiPriority="61"/>
+    <w:lsdException w:name="Light Grid Accent 4" w:uiPriority="62"/>
+    <w:lsdException w:name="Medium Shading 1 Accent 4" w:uiPriority="63"/>
+    <w:lsdException w:name="Medium Shading 2 Accent 4" w:uiPriority="64"/>
+    <w:lsdException w:name="Medium List 1 Accent 4" w:uiPriority="65"/>
+    <w:lsdException w:name="Medium List 2 Accent 4" w:uiPriority="66"/>
+    <w:lsdException w:name="Medium Grid 1 Accent 4" w:uiPriority="67"/>
+    <w:lsdException w:name="Medium Grid 2 Accent 4" w:uiPriority="68"/>
+    <w:lsdException w:name="Medium Grid 3 Accent 4" w:uiPriority="69"/>
+    <w:lsdException w:name="Dark List Accent 4" w:uiPriority="70"/>
+    <w:lsdException w:name="Colorful Shading Accent 4" w:uiPriority="71"/>
+    <w:lsdException w:name="Colorful List Accent 4" w:uiPriority="72"/>
+    <w:lsdException w:name="Colorful Grid Accent 4" w:uiPriority="73"/>
+    <w:lsdException w:name="Light Shading Accent 5" w:uiPriority="60"/>
+    <w:lsdException w:name="Light List Accent 5" w:uiPriority="61"/>
+    <w:lsdException w:name="Light Grid Accent 5" w:uiPriority="62"/>
+    <w:lsdException w:name="Medium Shading 1 Accent 5" w:uiPriority="63"/>
+    <w:lsdException w:name="Medium Shading 2 Accent 5" w:uiPriority="64"/>
+    <w:lsdException w:name="Medium List 1 Accent 5" w:uiPriority="65"/>
+    <w:lsdException w:name="Medium List 2 Accent 5" w:uiPriority="66"/>
+    <w:lsdException w:name="Medium Grid 1 Accent 5" w:uiPriority="67"/>
+    <w:lsdException w:name="Medium Grid 2 Accent 5" w:uiPriority="68"/>
+    <w:lsdException w:name="Medium Grid 3 Accent 5" w:uiPriority="69"/>
+    <w:lsdException w:name="Dark List Accent 5" w:uiPriority="70"/>
+    <w:lsdException w:name="Colorful Shading Accent 5" w:uiPriority="71"/>
+    <w:lsdException w:name="Colorful List Accent 5" w:uiPriority="72"/>
+    <w:lsdException w:name="Colorful Grid Accent 5" w:uiPriority="73"/>
+    <w:lsdException w:name="Light Shading Accent 6" w:uiPriority="60"/>
+    <w:lsdException w:name="Light List Accent 6" w:uiPriority="61"/>
+    <w:lsdException w:name="Light Grid Accent 6" w:uiPriority="62"/>
+    <w:lsdException w:name="Medium Shading 1 Accent 6" w:uiPriority="63"/>
+    <w:lsdException w:name="Medium Shading 2 Accent 6" w:uiPriority="64"/>
+    <w:lsdException w:name="Medium List 1 Accent 6" w:uiPriority="65"/>
+    <w:lsdException w:name="Medium List 2 Accent 6" w:uiPriority="66"/>
+    <w:lsdException w:name="Medium Grid 1 Accent 6" w:uiPriority="67"/>
+    <w:lsdException w:name="Medium Grid 2 Accent 6" w:uiPriority="68"/>
+    <w:lsdException w:name="Medium Grid 3 Accent 6" w:uiPriority="69"/>
+    <w:lsdException w:name="Dark List Accent 6" w:uiPriority="70"/>
+    <w:lsdException w:name="Colorful Shading Accent 6" w:uiPriority="71"/>
+    <w:lsdException w:name="Colorful List Accent 6" w:uiPriority="72"/>
+    <w:lsdException w:name="Colorful Grid Accent 6" w:uiPriority="73"/>
+    <w:lsdException w:name="Subtle Emphasis" w:uiPriority="19" w:qFormat="1"/>
+    <w:lsdException w:name="Intense Emphasis" w:uiPriority="21" w:qFormat="1"/>
+    <w:lsdException w:name="Subtle Reference" w:uiPriority="31" w:qFormat="1"/>
+    <w:lsdException w:name="Intense Reference" w:uiPriority="32" w:qFormat="1"/>
+    <w:lsdException w:name="Book Title" w:uiPriority="33" w:qFormat="1"/>
+    <w:lsdException w:name="Bibliography" w:semiHidden="1" w:uiPriority="37" w:unhideWhenUsed="1"/>
+    <w:lsdException w:name="TOC Heading" w:semiHidden="1" w:uiPriority="39" w:unhideWhenUsed="1" w:qFormat="1"/>
+    <w:lsdException w:name="Plain Table 1" w:uiPriority="41"/>
+    <w:lsdException w:name="Plain Table 2" w:uiPriority="42"/>
+    <w:lsdException w:name="Plain Table 3" w:uiPriority="43"/>
+    <w:lsdException w:name="Plain Table 4" w:uiPriority="44"/>
+    <w:lsdException w:name="Plain Table 5" w:uiPriority="45"/>
+    <w:lsdException w:name="Grid Table Light" w:uiPriority="40"/>
+    <w:lsdException w:name="Grid Table 1 Light" w:uiPriority="46"/>
+    <w:lsdException w:name="Grid Table 2" w:uiPriority="47"/>
+    <w:lsdException w:name="Grid Table 3" w:uiPriority="48"/>
+    <w:lsdException w:name="Grid Table 4" w:uiPriority="49"/>
+    <w:lsdException w:name="Grid Table 5 Dark" w:uiPriority="50"/>
+    <w:lsdException w:name="Grid Table 6 Colorful" w:uiPriority="51"/>
+    <w:lsdException w:name="Grid Table 7 Colorful" w:uiPriority="52"/>
+    <w:lsdException w:name="Grid Table 1 Light Accent 1" w:uiPriority="46"/>
+    <w:lsdException w:name="Grid Table 2 Accent 1" w:uiPriority="47"/>
+    <w:lsdException w:name="Grid Table 3 Accent 1" w:uiPriority="48"/>
+    <w:lsdException w:name="Grid Table 4 Accent 1" w:uiPriority="49"/>
+    <w:lsdException w:name="Grid Table 5 Dark Accent 1" w:uiPriority="50"/>
+    <w:lsdException w:name="Grid Table 6 Colorful Accent 1" w:uiPriority="51"/>
+    <w:lsdException w:name="Grid Table 7 Colorful Accent 1" w:uiPriority="52"/>
+    <w:lsdException w:name="Grid Table 1 Light Accent 2" w:uiPriority="46"/>
+    <w:lsdException w:name="Grid Table 2 Accent 2" w:uiPriority="47"/>
+    <w:lsdException w:name="Grid Table 3 Accent 2" w:uiPriority="48"/>
+    <w:lsdException w:name="Grid Table 4 Accent 2" w:uiPriority="49"/>
+    <w:lsdException w:name="Grid Table 5 Dark Accent 2" w:uiPriority="50"/>
+    <w:lsdException w:name="Grid Table 6 Colorful Accent 2" w:uiPriority="51"/>
+    <w:lsdException w:name="Grid Table 7 Colorful Accent 2" w:uiPriority="52"/>
+    <w:lsdException w:name="Grid Table 1 Light Accent 3" w:uiPriority="46"/>
+    <w:lsdException w:name="Grid Table 2 Accent 3" w:uiPriority="47"/>
+    <w:lsdException w:name="Grid Table 3 Accent 3" w:uiPriority="48"/>
+    <w:lsdException w:name="Grid Table 4 Accent 3" w:uiPriority="49"/>
+    <w:lsdException w:name="Grid Table 5 Dark Accent 3" w:uiPriority="50"/>
+    <w:lsdException w:name="Grid Table 6 Colorful Accent 3" w:uiPriority="51"/>
+    <w:lsdException w:name="Grid Table 7 Colorful Accent 3" w:uiPriority="52"/>
+    <w:lsdException w:name="Grid Table 1 Light Accent 4" w:uiPriority="46"/>
+    <w:lsdException w:name="Grid Table 2 Accent 4" w:uiPriority="47"/>
+    <w:lsdException w:name="Grid Table 3 Accent 4" w:uiPriority="48"/>
+    <w:lsdException w:name="Grid Table 4 Accent 4" w:uiPriority="49"/>
+    <w:lsdException w:name="Grid Table 5 Dark Accent 4" w:uiPriority="50"/>
+    <w:lsdException w:name="Grid Table 6 Colorful Accent 4" w:uiPriority="51"/>
+    <w:lsdException w:name="Grid Table 7 Colorful Accent 4" w:uiPriority="52"/>
+    <w:lsdException w:name="Grid Table 1 Light Accent 5" w:uiPriority="46"/>
+    <w:lsdException w:name="Grid Table 2 Accent 5" w:uiPriority="47"/>
+    <w:lsdException w:name="Grid Table 3 Accent 5" w:uiPriority="48"/>
+    <w:lsdException w:name="Grid Table 4 Accent 5" w:uiPriority="49"/>
+    <w:lsdException w:name="Grid Table 5 Dark Accent 5" w:uiPriority="50"/>
+    <w:lsdException w:name="Grid Table 6 Colorful Accent 5" w:uiPriority="51"/>
+    <w:lsdException w:name="Grid Table 7 Colorful Accent 5" w:uiPriority="52"/>
+    <w:lsdException w:name="Grid Table 1 Light Accent 6" w:uiPriority="46"/>
+    <w:lsdException w:name="Grid Table 2 Accent 6" w:uiPriority="47"/>
+    <w:lsdException w:name="Grid Table 3 Accent 6" w:uiPriority="48"/>
+    <w:lsdException w:name="Grid Table 4 Accent 6" w:uiPriority="49"/>
+    <w:lsdException w:name="Grid Table 5 Dark Accent 6" w:uiPriority="50"/>
+    <w:lsdException w:name="Grid Table 6 Colorful Accent 6" w:uiPriority="51"/>
+    <w:lsdException w:name="Grid Table 7 Colorful Accent 6" w:uiPriority="52"/>
+    <w:lsdException w:name="List Table 1 Light" w:uiPriority="46"/>
+    <w:lsdException w:name="List Table 2" w:uiPriority="47"/>
+    <w:lsdException w:name="List Table 3" w:uiPriority="48"/>
+    <w:lsdException w:name="List Table 4" w:uiPriority="49"/>
+    <w:lsdException w:name="List Table 5 Dark" w:uiPriority="50"/>
+    <w:lsdException w:name="List Table 6 Colorful" w:uiPriority="51"/>
+    <w:lsdException w:name="List Table 7 Colorful" w:uiPriority="52"/>
+    <w:lsdException w:name="List Table 1 Light Accent 1" w:uiPriority="46"/>
+    <w:lsdException w:name="List Table 2 Accent 1" w:uiPriority="47"/>
+    <w:lsdException w:name="List Table 3 Accent 1" w:uiPriority="48"/>
+    <w:lsdException w:name="List Table 4 Accent 1" w:uiPriority="49"/>
+    <w:lsdException w:name="List Table 5 Dark Accent 1" w:uiPriority="50"/>
+    <w:lsdException w:name="List Table 6 Colorful Accent 1" w:uiPriority="51"/>
+    <w:lsdException w:name="List Table 7 Colorful Accent 1" w:uiPriority="52"/>
+    <w:lsdException w:name="List Table 1 Light Accent 2" w:uiPriority="46"/>
+    <w:lsdException w:name="List Table 2 Accent 2" w:uiPriority="47"/>
+    <w:lsdException w:name="List Table 3 Accent 2" w:uiPriority="48"/>
+    <w:lsdException w:name="List Table 4 Accent 2" w:uiPriority="49"/>
+    <w:lsdException w:name="List Table 5 Dark Accent 2" w:uiPriority="50"/>
+    <w:lsdException w:name="List Table 6 Colorful Accent 2" w:uiPriority="51"/>
+    <w:lsdException w:name="List Table 7 Colorful Accent 2" w:uiPriority="52"/>
+    <w:lsdException w:name="List Table 1 Light Accent 3" w:uiPriority="46"/>
+    <w:lsdException w:name="List Table 2 Accent 3" w:uiPriority="47"/>
+    <w:lsdException w:name="List Table 3 Accent 3" w:uiPriority="48"/>
+    <w:lsdException w:name="List Table 4 Accent 3" w:uiPriority="49"/>
+    <w:lsdException w:name="List Table 5 Dark Accent 3" w:uiPriority="50"/>
+    <w:lsdException w:name="List Table 6 Colorful Accent 3" w:uiPriority="51"/>
+    <w:lsdException w:name="List Table 7 Colorful Accent 3" w:uiPriority="52"/>
+    <w:lsdException w:name="List Table 1 Light Accent 4" w:uiPriority="46"/>
+    <w:lsdException w:name="List Table 2 Accent 4" w:uiPriority="47"/>
+    <w:lsdException w:name="List Table 3 Accent 4" w:uiPriority="48"/>
+    <w:lsdException w:name="List Table 4 Accent 4" w:uiPriority="49"/>
+    <w:lsdException w:name="List Table 5 Dark Accent 4" w:uiPriority="50"/>
+    <w:lsdException w:name="List Table 6 Colorful Accent 4" w:uiPriority="51"/>
+    <w:lsdException w:name="List Table 7 Colorful Accent 4" w:uiPriority="52"/>
+    <w:lsdException w:name="List Table 1 Light Accent 5" w:uiPriority="46"/>
+    <w:lsdException w:name="List Table 2 Accent 5" w:uiPriority="47"/>
+    <w:lsdException w:name="List Table 3 Accent 5" w:uiPriority="48"/>
+    <w:lsdException w:name="List Table 4 Accent 5" w:uiPriority="49"/>
+    <w:lsdException w:name="List Table 5 Dark Accent 5" w:uiPriority="50"/>
+    <w:lsdException w:name="List Table 6 Colorful Accent 5" w:uiPriority="51"/>
+    <w:lsdException w:name="List Table 7 Colorful Accent 5" w:uiPriority="52"/>
+    <w:lsdException w:name="List Table 1 Light Accent 6" w:uiPriority="46"/>
+    <w:lsdException w:name="List Table 2 Accent 6" w:uiPriority="47"/>
+    <w:lsdException w:name="List Table 3 Accent 6" w:uiPriority="48"/>
+    <w:lsdException w:name="List Table 4 Accent 6" w:uiPriority="49"/>
+    <w:lsdException w:name="List Table 5 Dark Accent 6" w:uiPriority="50"/>
+    <w:lsdException w:name="List Table 6 Colorful Accent 6" w:uiPriority="51"/>
+    <w:lsdException w:name="List Table 7 Colorful Accent 6" w:uiPriority="52"/>
   </w:latentStyles>
   <w:style w:type="paragraph" w:default="1" w:styleId="a">
     <w:name w:val="Normal"/>
@@ -4795,7 +5309,6 @@
     <w:uiPriority w:val="99"/>
     <w:semiHidden/>
     <w:unhideWhenUsed/>
-    <w:qFormat/>
     <w:tblPr>
       <w:tblInd w:w="0" w:type="dxa"/>
       <w:tblCellMar>
